--- a/Doc_Framework_MQTT_PKLoRa_Vs_00.docx
+++ b/Doc_Framework_MQTT_PKLoRa_Vs_00.docx
@@ -24,7 +24,7 @@
                     <pic:cNvPicPr preferRelativeResize="0"/>
                   </pic:nvPicPr>
                   <pic:blipFill>
-                    <a:blip r:embed="rId7"/>
+                    <a:blip r:embed="rId8"/>
                     <a:srcRect/>
                     <a:stretch>
                       <a:fillRect/>
@@ -144,42 +144,7 @@
           <w:sz w:val="40"/>
           <w:szCs w:val="40"/>
         </w:rPr>
-        <w:t xml:space="preserve"> </w:t>
-      </w:r>
-      <w:proofErr w:type="spellStart"/>
-      <w:r>
-        <w:rPr>
-          <w:rFonts w:ascii="Arial" w:eastAsia="Arial" w:hAnsi="Arial" w:cs="Arial"/>
-          <w:b/>
-          <w:bCs/>
-          <w:color w:val="000000"/>
-          <w:sz w:val="40"/>
-          <w:szCs w:val="40"/>
-        </w:rPr>
-        <w:t>PKLoRa</w:t>
-      </w:r>
-      <w:proofErr w:type="spellEnd"/>
-      <w:r>
-        <w:rPr>
-          <w:rFonts w:ascii="Arial" w:eastAsia="Arial" w:hAnsi="Arial" w:cs="Arial"/>
-          <w:b/>
-          <w:bCs/>
-          <w:color w:val="000000"/>
-          <w:sz w:val="40"/>
-          <w:szCs w:val="40"/>
-        </w:rPr>
-        <w:t xml:space="preserve"> </w:t>
-      </w:r>
-      <w:r>
-        <w:rPr>
-          <w:rFonts w:ascii="Arial" w:eastAsia="Arial" w:hAnsi="Arial" w:cs="Arial"/>
-          <w:b/>
-          <w:bCs/>
-          <w:color w:val="000000"/>
-          <w:sz w:val="40"/>
-          <w:szCs w:val="40"/>
-        </w:rPr>
-        <w:t>MQTT</w:t>
+        <w:t xml:space="preserve"> MQTT</w:t>
       </w:r>
     </w:p>
     <w:p>
@@ -221,8 +186,8 @@
           <w:szCs w:val="40"/>
         </w:rPr>
         <w:sectPr>
-          <w:headerReference w:type="default" r:id="rId8"/>
-          <w:footerReference w:type="default" r:id="rId9"/>
+          <w:headerReference w:type="default" r:id="rId9"/>
+          <w:footerReference w:type="default" r:id="rId10"/>
           <w:pgSz w:w="11920" w:h="16840"/>
           <w:pgMar w:top="1360" w:right="1040" w:bottom="1260" w:left="1340" w:header="0" w:footer="1065" w:gutter="0"/>
           <w:pgNumType w:start="1"/>
@@ -263,6 +228,12 @@
     </w:p>
     <w:sdt>
       <w:sdtPr>
+        <w:rPr>
+          <w:rFonts w:ascii="Verdana" w:eastAsia="Verdana" w:hAnsi="Verdana" w:cs="Verdana"/>
+          <w:color w:val="auto"/>
+          <w:sz w:val="24"/>
+          <w:szCs w:val="24"/>
+        </w:rPr>
         <w:id w:val="-959103079"/>
         <w:docPartObj>
           <w:docPartGallery w:val="Table of Contents"/>
@@ -271,12 +242,8 @@
       </w:sdtPr>
       <w:sdtEndPr>
         <w:rPr>
-          <w:rFonts w:ascii="Verdana" w:eastAsia="Verdana" w:hAnsi="Verdana" w:cs="Verdana"/>
           <w:b/>
           <w:bCs/>
-          <w:color w:val="auto"/>
-          <w:sz w:val="24"/>
-          <w:szCs w:val="24"/>
         </w:rPr>
       </w:sdtEndPr>
       <w:sdtContent>
@@ -311,129 +278,82 @@
           <w:r>
             <w:fldChar w:fldCharType="separate"/>
           </w:r>
-          <w:bookmarkStart w:id="1" w:name="_GoBack"/>
-          <w:bookmarkEnd w:id="1"/>
-          <w:r>
-            <w:rPr>
-              <w:rStyle w:val="Hyperlink"/>
-              <w:noProof/>
-            </w:rPr>
-            <w:fldChar w:fldCharType="begin"/>
-          </w:r>
-          <w:r>
-            <w:rPr>
-              <w:rStyle w:val="Hyperlink"/>
-              <w:noProof/>
-            </w:rPr>
-            <w:instrText xml:space="preserve"> </w:instrText>
-          </w:r>
-          <w:r>
-            <w:rPr>
-              <w:noProof/>
-            </w:rPr>
-            <w:instrText>HYPERLINK \l "_Toc234676309"</w:instrText>
-          </w:r>
-          <w:r>
-            <w:rPr>
-              <w:rStyle w:val="Hyperlink"/>
-              <w:noProof/>
-            </w:rPr>
-            <w:instrText xml:space="preserve"> </w:instrText>
-          </w:r>
-          <w:r>
-            <w:rPr>
-              <w:rStyle w:val="Hyperlink"/>
-              <w:noProof/>
-            </w:rPr>
-          </w:r>
-          <w:r>
-            <w:rPr>
-              <w:rStyle w:val="Hyperlink"/>
-              <w:noProof/>
-            </w:rPr>
-            <w:fldChar w:fldCharType="separate"/>
-          </w:r>
-          <w:r>
-            <w:rPr>
-              <w:rStyle w:val="Hyperlink"/>
-              <w:rFonts w:ascii="Arial" w:eastAsia="Arial" w:hAnsi="Arial" w:cs="Arial"/>
-              <w:b/>
-              <w:bCs/>
-              <w:noProof/>
-            </w:rPr>
-            <w:t>1</w:t>
-          </w:r>
-          <w:r>
-            <w:rPr>
-              <w:rFonts w:asciiTheme="minorHAnsi" w:eastAsiaTheme="minorEastAsia" w:hAnsiTheme="minorHAnsi" w:cstheme="minorBidi"/>
-              <w:noProof/>
-              <w:sz w:val="22"/>
-              <w:szCs w:val="22"/>
-            </w:rPr>
-            <w:tab/>
-          </w:r>
-          <w:r>
-            <w:rPr>
-              <w:rStyle w:val="Hyperlink"/>
-              <w:noProof/>
-            </w:rPr>
-            <w:t>Considerações Iniciais – Framework MQTT</w:t>
-          </w:r>
-          <w:r>
-            <w:rPr>
-              <w:noProof/>
-              <w:webHidden/>
-            </w:rPr>
-            <w:tab/>
-          </w:r>
-          <w:r>
-            <w:rPr>
-              <w:noProof/>
-              <w:webHidden/>
-            </w:rPr>
-            <w:fldChar w:fldCharType="begin"/>
-          </w:r>
-          <w:r>
-            <w:rPr>
-              <w:noProof/>
-              <w:webHidden/>
-            </w:rPr>
-            <w:instrText xml:space="preserve"> PAGEREF _Toc234676309 \h </w:instrText>
-          </w:r>
-          <w:r>
-            <w:rPr>
-              <w:noProof/>
-              <w:webHidden/>
-            </w:rPr>
-          </w:r>
-          <w:r>
-            <w:rPr>
-              <w:noProof/>
-              <w:webHidden/>
-            </w:rPr>
-            <w:fldChar w:fldCharType="separate"/>
-          </w:r>
-          <w:r>
-            <w:rPr>
-              <w:noProof/>
-              <w:webHidden/>
-            </w:rPr>
-            <w:t>2</w:t>
-          </w:r>
-          <w:r>
-            <w:rPr>
-              <w:noProof/>
-              <w:webHidden/>
-            </w:rPr>
-            <w:fldChar w:fldCharType="end"/>
-          </w:r>
-          <w:r>
-            <w:rPr>
-              <w:rStyle w:val="Hyperlink"/>
-              <w:noProof/>
-            </w:rPr>
-            <w:fldChar w:fldCharType="end"/>
-          </w:r>
+          <w:hyperlink w:anchor="_Toc234676309" w:history="1">
+            <w:r>
+              <w:rPr>
+                <w:rStyle w:val="Hyperlink"/>
+                <w:rFonts w:ascii="Arial" w:eastAsia="Arial" w:hAnsi="Arial" w:cs="Arial"/>
+                <w:b/>
+                <w:bCs/>
+                <w:noProof/>
+              </w:rPr>
+              <w:t>1</w:t>
+            </w:r>
+            <w:r>
+              <w:rPr>
+                <w:rFonts w:asciiTheme="minorHAnsi" w:eastAsiaTheme="minorEastAsia" w:hAnsiTheme="minorHAnsi" w:cstheme="minorBidi"/>
+                <w:noProof/>
+                <w:sz w:val="22"/>
+                <w:szCs w:val="22"/>
+              </w:rPr>
+              <w:tab/>
+            </w:r>
+            <w:r>
+              <w:rPr>
+                <w:rStyle w:val="Hyperlink"/>
+                <w:noProof/>
+              </w:rPr>
+              <w:t>Considerações Iniciais – Framework MQTT</w:t>
+            </w:r>
+            <w:r>
+              <w:rPr>
+                <w:noProof/>
+                <w:webHidden/>
+              </w:rPr>
+              <w:tab/>
+            </w:r>
+            <w:r>
+              <w:rPr>
+                <w:noProof/>
+                <w:webHidden/>
+              </w:rPr>
+              <w:fldChar w:fldCharType="begin"/>
+            </w:r>
+            <w:r>
+              <w:rPr>
+                <w:noProof/>
+                <w:webHidden/>
+              </w:rPr>
+              <w:instrText xml:space="preserve"> PAGEREF _Toc234676309 \h </w:instrText>
+            </w:r>
+            <w:r>
+              <w:rPr>
+                <w:noProof/>
+                <w:webHidden/>
+              </w:rPr>
+            </w:r>
+            <w:r>
+              <w:rPr>
+                <w:noProof/>
+                <w:webHidden/>
+              </w:rPr>
+              <w:fldChar w:fldCharType="separate"/>
+            </w:r>
+            <w:r>
+              <w:rPr>
+                <w:noProof/>
+                <w:webHidden/>
+              </w:rPr>
+              <w:t>2</w:t>
+            </w:r>
+            <w:r>
+              <w:rPr>
+                <w:noProof/>
+                <w:webHidden/>
+              </w:rPr>
+              <w:fldChar w:fldCharType="end"/>
+            </w:r>
+          </w:hyperlink>
         </w:p>
         <w:p>
           <w:pPr>
@@ -1288,7 +1208,7 @@
         </w:tabs>
         <w:ind w:left="607" w:hanging="607"/>
       </w:pPr>
-      <w:bookmarkStart w:id="2" w:name="_Toc234676309"/>
+      <w:bookmarkStart w:id="1" w:name="_Toc234676309"/>
       <w:r>
         <w:lastRenderedPageBreak/>
         <w:t>Considerações Iniciais</w:t>
@@ -1296,7 +1216,7 @@
       <w:r>
         <w:t xml:space="preserve"> – Framework MQTT</w:t>
       </w:r>
-      <w:bookmarkEnd w:id="2"/>
+      <w:bookmarkEnd w:id="1"/>
     </w:p>
     <w:p/>
     <w:p>
@@ -1432,8 +1352,8 @@
             <v:path o:extrusionok="f" gradientshapeok="t" o:connecttype="rect"/>
             <o:lock v:ext="edit" aspectratio="t"/>
           </v:shapetype>
-          <v:shape id="_x0000_i1025" type="#_x0000_t75" style="width:426pt;height:229.5pt">
-            <v:imagedata r:id="rId10" o:title="Framework MoT PKLoRa MQTT"/>
+          <v:shape id="_x0000_i1025" type="#_x0000_t75" style="width:425.25pt;height:191.25pt">
+            <v:imagedata r:id="rId11" o:title="Framework MQTT"/>
           </v:shape>
         </w:pict>
       </w:r>
@@ -1521,11 +1441,12 @@
         </w:tabs>
         <w:spacing w:before="0"/>
       </w:pPr>
-      <w:bookmarkStart w:id="3" w:name="_Toc234676310"/>
-      <w:r>
+      <w:bookmarkStart w:id="2" w:name="_Toc234676310"/>
+      <w:r>
+        <w:lastRenderedPageBreak/>
         <w:t>O que é o protocolo MQTT</w:t>
       </w:r>
-      <w:bookmarkEnd w:id="3"/>
+      <w:bookmarkEnd w:id="2"/>
     </w:p>
     <w:p>
       <w:pPr>
@@ -1963,7 +1884,7 @@
                     <pic:cNvPicPr preferRelativeResize="0"/>
                   </pic:nvPicPr>
                   <pic:blipFill>
-                    <a:blip r:embed="rId11"/>
+                    <a:blip r:embed="rId12"/>
                     <a:srcRect/>
                     <a:stretch>
                       <a:fillRect/>
@@ -2864,13 +2785,7 @@
       </w:r>
       <w:proofErr w:type="spellEnd"/>
       <w:r>
-        <w:t xml:space="preserve">, atendem a implementação do protocolo MQTT sobre o a </w:t>
-      </w:r>
-      <w:r>
-        <w:t xml:space="preserve">capacidade </w:t>
-      </w:r>
-      <w:r>
-        <w:t xml:space="preserve">de processamento do Hardware ESP32 do Kit </w:t>
+        <w:t xml:space="preserve">, atendem a implementação do protocolo MQTT sobre o a capacidade de processamento do Hardware ESP32 do Kit </w:t>
       </w:r>
       <w:proofErr w:type="spellStart"/>
       <w:r>
@@ -2886,10 +2801,7 @@
       </w:r>
       <w:proofErr w:type="spellEnd"/>
       <w:r>
-        <w:t xml:space="preserve"> 2, bem como bibliotecas compatíveis com este n</w:t>
-      </w:r>
-      <w:r>
-        <w:t>ível de implementação.</w:t>
+        <w:t xml:space="preserve"> 2, bem como bibliotecas compatíveis com este nível de implementação.</w:t>
       </w:r>
     </w:p>
     <w:p>
@@ -2900,10 +2812,7 @@
       </w:pPr>
       <w:r>
         <w:lastRenderedPageBreak/>
-        <w:t>Todavia o</w:t>
-      </w:r>
-      <w:r>
-        <w:t xml:space="preserve"> Framework da </w:t>
+        <w:t xml:space="preserve">Todavia o Framework da </w:t>
       </w:r>
       <w:proofErr w:type="spellStart"/>
       <w:r>
@@ -2919,10 +2828,33 @@
       </w:r>
       <w:proofErr w:type="spellEnd"/>
       <w:r>
-        <w:t xml:space="preserve"> sobre o MQTT, </w:t>
-      </w:r>
-      <w:r>
-        <w:t xml:space="preserve">conforme demonstrado em aula, está preparado para uma implementação de gerenciamento de rede através de uma MAC centralizada, com o controle sobre as camadas Físicas, MAC, de Rede, de Transporte e de Aplicação dos dispositivos de rede </w:t>
+        <w:t xml:space="preserve"> sobre o MQTT, conforme demonstrado em aula, está preparado para uma implementação de</w:t>
+      </w:r>
+      <w:r>
+        <w:t xml:space="preserve"> </w:t>
+      </w:r>
+      <w:proofErr w:type="spellStart"/>
+      <w:r>
+        <w:t>QoS</w:t>
+      </w:r>
+      <w:proofErr w:type="spellEnd"/>
+      <w:r>
+        <w:t xml:space="preserve"> através do</w:t>
+      </w:r>
+      <w:r>
+        <w:t xml:space="preserve"> gerenciamento d</w:t>
+      </w:r>
+      <w:r>
+        <w:t>a</w:t>
+      </w:r>
+      <w:r>
+        <w:t xml:space="preserve"> rede </w:t>
+      </w:r>
+      <w:r>
+        <w:t>pelo Framework de</w:t>
+      </w:r>
+      <w:r>
+        <w:t xml:space="preserve"> MAC centralizada, com o controle sobre as camadas Físicas, MAC, de Rede, de Transporte e de Aplicação dos dispositivos de rede </w:t>
       </w:r>
       <w:proofErr w:type="spellStart"/>
       <w:r>
@@ -2955,6 +2887,210 @@
           <w:tab w:val="left" w:pos="819"/>
         </w:tabs>
       </w:pPr>
+      <w:r>
+        <w:t xml:space="preserve">O Framework MQTT implementado possui </w:t>
+      </w:r>
+      <w:proofErr w:type="spellStart"/>
+      <w:r>
+        <w:t>QoS</w:t>
+      </w:r>
+      <w:proofErr w:type="spellEnd"/>
+      <w:r>
+        <w:t xml:space="preserve"> 1, com confirmação ACK (</w:t>
+      </w:r>
+      <w:proofErr w:type="spellStart"/>
+      <w:r>
+        <w:t>Acknowledgment</w:t>
+      </w:r>
+      <w:proofErr w:type="spellEnd"/>
+      <w:r>
+        <w:t xml:space="preserve">) pelo </w:t>
+      </w:r>
+      <w:proofErr w:type="spellStart"/>
+      <w:r>
+        <w:t>Broker</w:t>
+      </w:r>
+      <w:proofErr w:type="spellEnd"/>
+      <w:r>
+        <w:t xml:space="preserve"> MQTT da publicação dos Tópicos dos Pacotes de </w:t>
+      </w:r>
+      <w:proofErr w:type="spellStart"/>
+      <w:r>
+        <w:t>Downlink</w:t>
+      </w:r>
+      <w:proofErr w:type="spellEnd"/>
+      <w:r>
+        <w:t xml:space="preserve"> e de </w:t>
+      </w:r>
+      <w:proofErr w:type="spellStart"/>
+      <w:r>
+        <w:t>Uplink</w:t>
+      </w:r>
+      <w:proofErr w:type="spellEnd"/>
+      <w:r>
+        <w:t>.</w:t>
+      </w:r>
+    </w:p>
+    <w:p>
+      <w:bookmarkStart w:id="3" w:name="_Toc234676311"/>
+      <w:r>
+        <w:t xml:space="preserve">Dois </w:t>
+      </w:r>
+      <w:proofErr w:type="spellStart"/>
+      <w:r>
+        <w:t>Brokers</w:t>
+      </w:r>
+      <w:proofErr w:type="spellEnd"/>
+      <w:r>
+        <w:t xml:space="preserve"> MQTT foram testados e validados para este Framework, sendo eles </w:t>
+      </w:r>
+      <w:proofErr w:type="spellStart"/>
+      <w:r>
+        <w:t>Mosquitto</w:t>
+      </w:r>
+      <w:proofErr w:type="spellEnd"/>
+      <w:r>
+        <w:t xml:space="preserve"> e </w:t>
+      </w:r>
+      <w:proofErr w:type="spellStart"/>
+      <w:r>
+        <w:t>HiveMQ</w:t>
+      </w:r>
+      <w:proofErr w:type="spellEnd"/>
+      <w:r>
+        <w:t xml:space="preserve">. São </w:t>
+      </w:r>
+      <w:proofErr w:type="spellStart"/>
+      <w:r>
+        <w:t>Broker</w:t>
+      </w:r>
+      <w:proofErr w:type="spellEnd"/>
+      <w:r>
+        <w:t xml:space="preserve"> MQTT de código aberto (público) e exclusivamente para testes e prototipagem, sem implementação de segurança, Desta forma, </w:t>
+      </w:r>
+      <w:r>
+        <w:rPr>
+          <w:u w:val="single"/>
+        </w:rPr>
+        <w:t>dados sensíveis devem ser criptografados</w:t>
+      </w:r>
+      <w:r>
+        <w:t xml:space="preserve">, caso sejam publicados em Tópicos nestes </w:t>
+      </w:r>
+      <w:proofErr w:type="spellStart"/>
+      <w:r>
+        <w:t>Brokers</w:t>
+      </w:r>
+      <w:proofErr w:type="spellEnd"/>
+      <w:r>
+        <w:t>, pois qualquer cliente MQTT que possua acesso as publicações e inscrição nestes T</w:t>
+      </w:r>
+      <w:r>
+        <w:t>ópicos</w:t>
+      </w:r>
+      <w:r>
+        <w:t>.</w:t>
+      </w:r>
+    </w:p>
+    <w:p>
+      <w:r>
+        <w:t xml:space="preserve">Estes </w:t>
+      </w:r>
+      <w:proofErr w:type="spellStart"/>
+      <w:r>
+        <w:t>Brokers</w:t>
+      </w:r>
+      <w:proofErr w:type="spellEnd"/>
+      <w:r>
+        <w:t xml:space="preserve"> também fornecem serviços por assinatura, desta forma é possível a adição de chaves de segurança para publicar e se inscrever em cada Tópico</w:t>
+      </w:r>
+      <w:r>
+        <w:t xml:space="preserve"> criado</w:t>
+      </w:r>
+      <w:r>
+        <w:t>.</w:t>
+      </w:r>
+      <w:r>
+        <w:t xml:space="preserve"> </w:t>
+      </w:r>
+      <w:r>
+        <w:t xml:space="preserve">Exemplos de </w:t>
+      </w:r>
+      <w:proofErr w:type="spellStart"/>
+      <w:r>
+        <w:t>Brokers</w:t>
+      </w:r>
+      <w:proofErr w:type="spellEnd"/>
+      <w:r>
+        <w:t xml:space="preserve"> MQTT</w:t>
+      </w:r>
+      <w:r>
+        <w:t>.</w:t>
+      </w:r>
+    </w:p>
+    <w:p>
+      <w:pPr>
+        <w:jc w:val="center"/>
+        <w:rPr>
+          <w:sz w:val="28"/>
+          <w:szCs w:val="28"/>
+        </w:rPr>
+      </w:pPr>
+      <w:r>
+        <w:rPr>
+          <w:noProof/>
+          <w:sz w:val="28"/>
+          <w:szCs w:val="28"/>
+        </w:rPr>
+        <w:drawing>
+          <wp:inline distT="0" distB="0" distL="0" distR="0">
+            <wp:extent cx="4162425" cy="2390421"/>
+            <wp:effectExtent l="0" t="0" r="0" b="0"/>
+            <wp:docPr id="7" name="Imagem 7"/>
+            <wp:cNvGraphicFramePr>
+              <a:graphicFrameLocks xmlns:a="http://schemas.openxmlformats.org/drawingml/2006/main" noChangeAspect="1"/>
+            </wp:cNvGraphicFramePr>
+            <a:graphic xmlns:a="http://schemas.openxmlformats.org/drawingml/2006/main">
+              <a:graphicData uri="http://schemas.openxmlformats.org/drawingml/2006/picture">
+                <pic:pic xmlns:pic="http://schemas.openxmlformats.org/drawingml/2006/picture">
+                  <pic:nvPicPr>
+                    <pic:cNvPr id="0" name="Picture 24"/>
+                    <pic:cNvPicPr>
+                      <a:picLocks noChangeAspect="1" noChangeArrowheads="1"/>
+                    </pic:cNvPicPr>
+                  </pic:nvPicPr>
+                  <pic:blipFill>
+                    <a:blip r:embed="rId13">
+                      <a:extLst>
+                        <a:ext uri="{28A0092B-C50C-407E-A947-70E740481C1C}">
+                          <a14:useLocalDpi xmlns:a14="http://schemas.microsoft.com/office/drawing/2010/main" val="0"/>
+                        </a:ext>
+                      </a:extLst>
+                    </a:blip>
+                    <a:srcRect/>
+                    <a:stretch>
+                      <a:fillRect/>
+                    </a:stretch>
+                  </pic:blipFill>
+                  <pic:spPr bwMode="auto">
+                    <a:xfrm>
+                      <a:off x="0" y="0"/>
+                      <a:ext cx="4177472" cy="2399062"/>
+                    </a:xfrm>
+                    <a:prstGeom prst="rect">
+                      <a:avLst/>
+                    </a:prstGeom>
+                    <a:noFill/>
+                    <a:ln>
+                      <a:noFill/>
+                    </a:ln>
+                  </pic:spPr>
+                </pic:pic>
+              </a:graphicData>
+            </a:graphic>
+          </wp:inline>
+        </w:drawing>
+      </w:r>
     </w:p>
     <w:p>
       <w:pPr>
@@ -2967,101 +3103,78 @@
           <w:tab w:val="left" w:pos="705"/>
         </w:tabs>
       </w:pPr>
-      <w:bookmarkStart w:id="4" w:name="_Toc234676311"/>
-      <w:r>
-        <w:t xml:space="preserve">Framework MQTT - </w:t>
-      </w:r>
-      <w:proofErr w:type="spellStart"/>
-      <w:r>
-        <w:t>PKLoRa</w:t>
-      </w:r>
-      <w:proofErr w:type="spellEnd"/>
+      <w:r>
+        <w:lastRenderedPageBreak/>
+        <w:t xml:space="preserve">O </w:t>
+      </w:r>
+      <w:r>
+        <w:t>Framework MQTT</w:t>
+      </w:r>
+      <w:bookmarkEnd w:id="3"/>
+    </w:p>
+    <w:p/>
+    <w:p>
+      <w:r>
+        <w:t>O</w:t>
+      </w:r>
+      <w:r>
+        <w:t xml:space="preserve"> Framework</w:t>
+      </w:r>
       <w:r>
         <w:t xml:space="preserve"> </w:t>
       </w:r>
-      <w:proofErr w:type="spellStart"/>
-      <w:r>
-        <w:t>MoT</w:t>
-      </w:r>
-      <w:proofErr w:type="spellEnd"/>
-      <w:r>
-        <w:t xml:space="preserve"> MQTT</w:t>
-      </w:r>
-      <w:bookmarkEnd w:id="4"/>
-    </w:p>
-    <w:p/>
-    <w:p>
-      <w:r>
-        <w:t>O</w:t>
-      </w:r>
-      <w:r>
-        <w:t xml:space="preserve"> Framework</w:t>
+      <w:r>
+        <w:t>MQTT</w:t>
+      </w:r>
+      <w:r>
+        <w:t xml:space="preserve"> segue as diretrizes do </w:t>
+      </w:r>
+      <w:r>
+        <w:t xml:space="preserve">Framework Básico </w:t>
+      </w:r>
+      <w:r>
+        <w:t>apresentado</w:t>
+      </w:r>
+      <w:r>
+        <w:t xml:space="preserve"> como parte integrante da </w:t>
+      </w:r>
+      <w:proofErr w:type="spellStart"/>
+      <w:r>
+        <w:t>TpM</w:t>
+      </w:r>
+      <w:proofErr w:type="spellEnd"/>
+      <w:r>
+        <w:t xml:space="preserve">, </w:t>
+      </w:r>
+      <w:r>
+        <w:t>onde</w:t>
       </w:r>
       <w:r>
         <w:t xml:space="preserve"> </w:t>
       </w:r>
       <w:r>
-        <w:t xml:space="preserve">MQTT, </w:t>
-      </w:r>
-      <w:r>
-        <w:t xml:space="preserve">aplicado a </w:t>
-      </w:r>
-      <w:proofErr w:type="spellStart"/>
-      <w:r>
-        <w:t>PKLoRa</w:t>
-      </w:r>
-      <w:proofErr w:type="spellEnd"/>
+        <w:t>há a</w:t>
+      </w:r>
       <w:r>
         <w:t xml:space="preserve"> </w:t>
       </w:r>
       <w:r>
-        <w:t>difere do Framework Básico pela distinta camada física (</w:t>
-      </w:r>
-      <w:r>
-        <w:t xml:space="preserve">tecnologia de </w:t>
-      </w:r>
-      <w:r>
-        <w:t>conectividade entre</w:t>
-      </w:r>
-      <w:r>
-        <w:t xml:space="preserve"> o</w:t>
-      </w:r>
-      <w:r>
-        <w:t xml:space="preserve"> Níve</w:t>
-      </w:r>
-      <w:r>
-        <w:t>l 1 ao</w:t>
-      </w:r>
-      <w:r>
-        <w:t xml:space="preserve"> </w:t>
-      </w:r>
-      <w:r>
-        <w:t xml:space="preserve">Nível </w:t>
-      </w:r>
-      <w:r>
-        <w:t>3</w:t>
-      </w:r>
-      <w:r>
-        <w:t xml:space="preserve">), onde é adicionado um </w:t>
-      </w:r>
-      <w:proofErr w:type="spellStart"/>
-      <w:r>
-        <w:t>broker</w:t>
-      </w:r>
-      <w:proofErr w:type="spellEnd"/>
-      <w:r>
-        <w:t xml:space="preserve"> MQTT</w:t>
-      </w:r>
-      <w:r>
-        <w:t xml:space="preserve"> a publicação de Pacotes de </w:t>
-      </w:r>
-      <w:proofErr w:type="spellStart"/>
-      <w:r>
-        <w:t>Downlink</w:t>
-      </w:r>
-      <w:proofErr w:type="spellEnd"/>
-      <w:r>
-        <w:t xml:space="preserve"> pelo Python N2_N3 é realizado via Serial/USB, e no Framework MQTT é realizado através da publicação dos Pacotes DL a um </w:t>
+        <w:t>adi</w:t>
+      </w:r>
+      <w:r>
+        <w:t>ção</w:t>
+      </w:r>
+      <w:r>
+        <w:t xml:space="preserve"> ao Nível 2</w:t>
+      </w:r>
+      <w:r>
+        <w:t xml:space="preserve"> de</w:t>
+      </w:r>
+      <w:r>
+        <w:t xml:space="preserve"> conectividade</w:t>
+      </w:r>
+      <w:r>
+        <w:t xml:space="preserve"> um </w:t>
       </w:r>
       <w:proofErr w:type="spellStart"/>
       <w:r>
@@ -3069,7 +3182,7 @@
       </w:r>
       <w:proofErr w:type="spellEnd"/>
       <w:r>
-        <w:t xml:space="preserve"> MQTT, e para os Pacotes UL, O Gateway </w:t>
+        <w:t xml:space="preserve"> MQTT, com a função de executar uma ponte entre o Gateway </w:t>
       </w:r>
       <w:proofErr w:type="spellStart"/>
       <w:r>
@@ -3077,53 +3190,62 @@
       </w:r>
       <w:proofErr w:type="spellEnd"/>
       <w:r>
-        <w:t xml:space="preserve"> se conecta via </w:t>
-      </w:r>
-      <w:proofErr w:type="spellStart"/>
-      <w:r>
-        <w:t>Broker</w:t>
-      </w:r>
-      <w:proofErr w:type="spellEnd"/>
-      <w:r>
-        <w:t xml:space="preserve"> MQTT e realiza a publicação dos Pacotes UL, e o Python N2_N3 realiza estas leituras de novas publicações.</w:t>
-      </w:r>
-    </w:p>
-    <w:p/>
+        <w:t xml:space="preserve"> e o elemento de Borda – N</w:t>
+      </w:r>
+      <w:r>
+        <w:t>í</w:t>
+      </w:r>
+      <w:r>
+        <w:t>veis 2 e 3.</w:t>
+      </w:r>
+    </w:p>
     <w:p>
       <w:r>
         <w:rPr>
           <w:noProof/>
         </w:rPr>
-        <w:lastRenderedPageBreak/>
         <w:drawing>
-          <wp:inline distT="0" distB="0" distL="0" distR="0" wp14:anchorId="27FC27CF" wp14:editId="0F8FF61C">
-            <wp:extent cx="5402580" cy="3139440"/>
+          <wp:inline distT="0" distB="0" distL="0" distR="0">
+            <wp:extent cx="5410200" cy="2743200"/>
             <wp:effectExtent l="0" t="0" r="0" b="0"/>
-            <wp:docPr id="89" name="image66.jpg"/>
-            <wp:cNvGraphicFramePr/>
+            <wp:docPr id="20" name="Imagem 20"/>
+            <wp:cNvGraphicFramePr>
+              <a:graphicFrameLocks xmlns:a="http://schemas.openxmlformats.org/drawingml/2006/main" noChangeAspect="1"/>
+            </wp:cNvGraphicFramePr>
             <a:graphic xmlns:a="http://schemas.openxmlformats.org/drawingml/2006/main">
               <a:graphicData uri="http://schemas.openxmlformats.org/drawingml/2006/picture">
                 <pic:pic xmlns:pic="http://schemas.openxmlformats.org/drawingml/2006/picture">
                   <pic:nvPicPr>
-                    <pic:cNvPr id="0" name="image66.jpg"/>
-                    <pic:cNvPicPr preferRelativeResize="0"/>
+                    <pic:cNvPr id="0" name="Picture 36"/>
+                    <pic:cNvPicPr>
+                      <a:picLocks noChangeAspect="1" noChangeArrowheads="1"/>
+                    </pic:cNvPicPr>
                   </pic:nvPicPr>
                   <pic:blipFill>
-                    <a:blip r:embed="rId12"/>
+                    <a:blip r:embed="rId14">
+                      <a:extLst>
+                        <a:ext uri="{28A0092B-C50C-407E-A947-70E740481C1C}">
+                          <a14:useLocalDpi xmlns:a14="http://schemas.microsoft.com/office/drawing/2010/main" val="0"/>
+                        </a:ext>
+                      </a:extLst>
+                    </a:blip>
                     <a:srcRect/>
                     <a:stretch>
                       <a:fillRect/>
                     </a:stretch>
                   </pic:blipFill>
-                  <pic:spPr>
+                  <pic:spPr bwMode="auto">
                     <a:xfrm>
                       <a:off x="0" y="0"/>
-                      <a:ext cx="5402580" cy="3139440"/>
+                      <a:ext cx="5410200" cy="2743200"/>
                     </a:xfrm>
                     <a:prstGeom prst="rect">
                       <a:avLst/>
                     </a:prstGeom>
-                    <a:ln/>
+                    <a:noFill/>
+                    <a:ln>
+                      <a:noFill/>
+                    </a:ln>
                   </pic:spPr>
                 </pic:pic>
               </a:graphicData>
@@ -3135,7 +3257,204 @@
     <w:p/>
     <w:p>
       <w:r>
-        <w:t xml:space="preserve">Todos os demais Níveis, permanecem os mesmos, assim como mantém-se o Tamanho do Pacote </w:t>
+        <w:t xml:space="preserve">Assim como o Framework Básico, o Framework MQTT apresenta uma Solução </w:t>
+      </w:r>
+      <w:proofErr w:type="spellStart"/>
+      <w:r>
+        <w:t>IoT</w:t>
+      </w:r>
+      <w:proofErr w:type="spellEnd"/>
+      <w:r>
+        <w:t xml:space="preserve"> </w:t>
+      </w:r>
+      <w:r>
+        <w:t xml:space="preserve">completa, e </w:t>
+      </w:r>
+      <w:r>
+        <w:t>inclu</w:t>
+      </w:r>
+      <w:r>
+        <w:t>i</w:t>
+      </w:r>
+      <w:r>
+        <w:t xml:space="preserve"> todos os componentes necessários em cada nível do modelo de referência</w:t>
+      </w:r>
+      <w:r>
+        <w:t>.</w:t>
+      </w:r>
+    </w:p>
+    <w:p>
+      <w:r>
+        <w:t>Este Framework MQTT p</w:t>
+      </w:r>
+      <w:r>
+        <w:t>ossui a mesma concepção e segue o modelo de código de cores de cada nível do Framework Básico, conforme descritos abaixo:</w:t>
+      </w:r>
+    </w:p>
+    <w:p>
+      <w:r>
+        <w:t>Nível 1 – faz a medida da luminosidade e comanda o LED amarelo.</w:t>
+      </w:r>
+    </w:p>
+    <w:p>
+      <w:r>
+        <w:t xml:space="preserve">Nível 2 – tecnologia de comunicação, que será o </w:t>
+      </w:r>
+      <w:proofErr w:type="spellStart"/>
+      <w:r>
+        <w:t>LoRa</w:t>
+      </w:r>
+      <w:proofErr w:type="spellEnd"/>
+      <w:r>
+        <w:t>.</w:t>
+      </w:r>
+    </w:p>
+    <w:p>
+      <w:r>
+        <w:t>Nível 3 – coleta a luminosidade vinda do Nível 1 e envia comando para acionar LED no Nível 1.</w:t>
+      </w:r>
+    </w:p>
+    <w:p>
+      <w:r>
+        <w:lastRenderedPageBreak/>
+        <w:t>Nível 4 – armazenamento de dados em tempo real e em tempo não real.</w:t>
+      </w:r>
+    </w:p>
+    <w:p>
+      <w:r>
+        <w:t>Nível 5 – processamento dos dados brutos para gerar os dados processados.</w:t>
+      </w:r>
+    </w:p>
+    <w:p>
+      <w:r>
+        <w:t>Nível 6 – exibição de gráfico da luminosidade e entrada de parâmetro para acionar o LED amarelo.</w:t>
+      </w:r>
+    </w:p>
+    <w:p/>
+    <w:p>
+      <w:r>
+        <w:t>Este docum</w:t>
+      </w:r>
+      <w:r>
+        <w:t>ento, tem por objetivo detalhar</w:t>
+      </w:r>
+      <w:r>
+        <w:t xml:space="preserve"> </w:t>
+      </w:r>
+      <w:r>
+        <w:t>exclusivamente</w:t>
+      </w:r>
+      <w:r>
+        <w:t xml:space="preserve"> a principal diferença entre </w:t>
+      </w:r>
+      <w:r>
+        <w:t>os</w:t>
+      </w:r>
+      <w:r>
+        <w:t xml:space="preserve"> Frameworks Básico e MQTT, a adição </w:t>
+      </w:r>
+      <w:r>
+        <w:t xml:space="preserve">ao Nível 2 de conectividade, de </w:t>
+      </w:r>
+      <w:proofErr w:type="spellStart"/>
+      <w:r>
+        <w:t>Broker</w:t>
+      </w:r>
+      <w:proofErr w:type="spellEnd"/>
+      <w:r>
+        <w:t xml:space="preserve"> MQTT, </w:t>
+      </w:r>
+      <w:r>
+        <w:t xml:space="preserve">e principalmente </w:t>
+      </w:r>
+      <w:r>
+        <w:t>o novo fluxo dos dados</w:t>
+      </w:r>
+      <w:r>
+        <w:t xml:space="preserve"> da rede, através do tráfego</w:t>
+      </w:r>
+      <w:r>
+        <w:t xml:space="preserve"> dos Pacotes de de</w:t>
+      </w:r>
+      <w:r>
+        <w:t>s</w:t>
+      </w:r>
+      <w:r>
+        <w:t>cida (</w:t>
+      </w:r>
+      <w:proofErr w:type="spellStart"/>
+      <w:r>
+        <w:t>Downlink</w:t>
+      </w:r>
+      <w:proofErr w:type="spellEnd"/>
+      <w:r>
+        <w:t xml:space="preserve">) e dos Pacotes de </w:t>
+      </w:r>
+      <w:r>
+        <w:t>subida</w:t>
+      </w:r>
+      <w:r>
+        <w:t xml:space="preserve"> (</w:t>
+      </w:r>
+      <w:proofErr w:type="spellStart"/>
+      <w:r>
+        <w:t>Uplink</w:t>
+      </w:r>
+      <w:proofErr w:type="spellEnd"/>
+      <w:r>
+        <w:t>).</w:t>
+      </w:r>
+    </w:p>
+    <w:p>
+      <w:r>
+        <w:t xml:space="preserve">Todos os demais Níveis, permanecem </w:t>
+      </w:r>
+      <w:r>
+        <w:t>idêntico</w:t>
+      </w:r>
+      <w:r>
+        <w:t>s, assim como</w:t>
+      </w:r>
+      <w:r>
+        <w:t xml:space="preserve"> também se mantém</w:t>
+      </w:r>
+      <w:r>
+        <w:t xml:space="preserve"> o </w:t>
+      </w:r>
+      <w:r>
+        <w:t>t</w:t>
+      </w:r>
+      <w:r>
+        <w:t xml:space="preserve">amanho </w:t>
+      </w:r>
+      <w:proofErr w:type="spellStart"/>
+      <w:r>
+        <w:t>do</w:t>
+      </w:r>
+      <w:r>
+        <w:t>s</w:t>
+      </w:r>
+      <w:proofErr w:type="spellEnd"/>
+      <w:r>
+        <w:t xml:space="preserve"> Pacote</w:t>
+      </w:r>
+      <w:r>
+        <w:t>s</w:t>
+      </w:r>
+      <w:r>
+        <w:t xml:space="preserve"> </w:t>
+      </w:r>
+      <w:r>
+        <w:t>em 20 bytes,</w:t>
+      </w:r>
+      <w:r>
+        <w:t xml:space="preserve"> a alocação</w:t>
+      </w:r>
+      <w:r>
+        <w:t xml:space="preserve"> na pilha de protocolo</w:t>
+      </w:r>
+      <w:r>
+        <w:t xml:space="preserve"> </w:t>
       </w:r>
       <w:proofErr w:type="spellStart"/>
       <w:r>
@@ -3143,29 +3462,163 @@
       </w:r>
       <w:proofErr w:type="spellEnd"/>
       <w:r>
-        <w:t xml:space="preserve"> e a alocação e funções dos Bytes dos Pacotes de DL e UL.</w:t>
-      </w:r>
-    </w:p>
-    <w:p>
-      <w:pPr>
-        <w:pStyle w:val="Ttulo2"/>
-        <w:ind w:left="0" w:firstLine="0"/>
-      </w:pPr>
-      <w:bookmarkStart w:id="5" w:name="_jvirztgyi3sa" w:colFirst="0" w:colLast="0"/>
-      <w:bookmarkEnd w:id="5"/>
-    </w:p>
-    <w:p>
-      <w:pPr>
-        <w:tabs>
-          <w:tab w:val="left" w:pos="819"/>
-        </w:tabs>
-        <w:rPr>
-          <w:rFonts w:ascii="Roboto" w:eastAsia="Roboto" w:hAnsi="Roboto" w:cs="Roboto"/>
-          <w:sz w:val="21"/>
-          <w:szCs w:val="21"/>
-        </w:rPr>
-      </w:pPr>
-    </w:p>
+        <w:t xml:space="preserve"> e funções d</w:t>
+      </w:r>
+      <w:r>
+        <w:t>e cada</w:t>
+      </w:r>
+      <w:r>
+        <w:t xml:space="preserve"> </w:t>
+      </w:r>
+      <w:r>
+        <w:t>b</w:t>
+      </w:r>
+      <w:r>
+        <w:t>yte</w:t>
+      </w:r>
+      <w:r>
+        <w:t xml:space="preserve"> dos Pacotes de DL e UL.</w:t>
+      </w:r>
+    </w:p>
+    <w:p>
+      <w:r>
+        <w:t>Esta implementação altera exclusivamente a camada física</w:t>
+      </w:r>
+      <w:r>
+        <w:t xml:space="preserve"> (PHY)</w:t>
+      </w:r>
+      <w:r>
+        <w:t xml:space="preserve"> do N</w:t>
+      </w:r>
+      <w:r>
+        <w:t>ível 2 de conectividade entre</w:t>
+      </w:r>
+      <w:r>
+        <w:t xml:space="preserve"> o Gateway </w:t>
+      </w:r>
+      <w:proofErr w:type="spellStart"/>
+      <w:r>
+        <w:t>LoRa</w:t>
+      </w:r>
+      <w:proofErr w:type="spellEnd"/>
+      <w:r>
+        <w:t xml:space="preserve"> </w:t>
+      </w:r>
+      <w:r>
+        <w:t xml:space="preserve">e </w:t>
+      </w:r>
+      <w:r>
+        <w:t>a Borda de Níveis 2-3</w:t>
+      </w:r>
+      <w:r>
+        <w:t xml:space="preserve">, </w:t>
+      </w:r>
+      <w:r>
+        <w:t>desconectando-os fisicamente</w:t>
+      </w:r>
+      <w:r>
+        <w:t xml:space="preserve"> a conexão Serial-USB, e </w:t>
+      </w:r>
+      <w:r>
+        <w:t>adicionando</w:t>
+      </w:r>
+      <w:r>
+        <w:t xml:space="preserve"> no lugar</w:t>
+      </w:r>
+      <w:r>
+        <w:t xml:space="preserve"> </w:t>
+      </w:r>
+      <w:r>
+        <w:t>o</w:t>
+      </w:r>
+      <w:r>
+        <w:t xml:space="preserve"> </w:t>
+      </w:r>
+      <w:proofErr w:type="spellStart"/>
+      <w:r>
+        <w:t>Broker</w:t>
+      </w:r>
+      <w:proofErr w:type="spellEnd"/>
+      <w:r>
+        <w:t xml:space="preserve"> MQTT. A</w:t>
+      </w:r>
+      <w:r>
+        <w:t>s demais</w:t>
+      </w:r>
+      <w:r>
+        <w:t xml:space="preserve"> </w:t>
+      </w:r>
+      <w:r>
+        <w:t xml:space="preserve">camadas e </w:t>
+      </w:r>
+      <w:r>
+        <w:t>funç</w:t>
+      </w:r>
+      <w:r>
+        <w:t xml:space="preserve">ões </w:t>
+      </w:r>
+      <w:r>
+        <w:t>da pilha d</w:t>
+      </w:r>
+      <w:r>
+        <w:t>o</w:t>
+      </w:r>
+      <w:r>
+        <w:t xml:space="preserve"> protocolo</w:t>
+      </w:r>
+      <w:r>
+        <w:t xml:space="preserve"> </w:t>
+      </w:r>
+      <w:proofErr w:type="spellStart"/>
+      <w:r>
+        <w:t>MoT</w:t>
+      </w:r>
+      <w:proofErr w:type="spellEnd"/>
+      <w:r>
+        <w:t>,</w:t>
+      </w:r>
+      <w:r>
+        <w:t xml:space="preserve"> também</w:t>
+      </w:r>
+      <w:r>
+        <w:t xml:space="preserve"> se mantêm</w:t>
+      </w:r>
+      <w:r>
+        <w:t xml:space="preserve"> idênticas a</w:t>
+      </w:r>
+      <w:r>
+        <w:t xml:space="preserve"> d</w:t>
+      </w:r>
+      <w:r>
+        <w:t>o Framework Básico</w:t>
+      </w:r>
+      <w:r>
+        <w:t xml:space="preserve">, assim não tem interferência sobre a rede </w:t>
+      </w:r>
+      <w:proofErr w:type="spellStart"/>
+      <w:r>
+        <w:t>LoRa</w:t>
+      </w:r>
+      <w:proofErr w:type="spellEnd"/>
+      <w:r>
+        <w:t xml:space="preserve"> da Solução </w:t>
+      </w:r>
+      <w:proofErr w:type="spellStart"/>
+      <w:r>
+        <w:t>IoT</w:t>
+      </w:r>
+      <w:proofErr w:type="spellEnd"/>
+      <w:r>
+        <w:t xml:space="preserve"> proposta no Framework Básico</w:t>
+      </w:r>
+      <w:r>
+        <w:t>.</w:t>
+      </w:r>
+    </w:p>
+    <w:p/>
+    <w:p/>
+    <w:p/>
+    <w:p/>
     <w:p>
       <w:pPr>
         <w:pStyle w:val="Ttulo2"/>
@@ -3178,10 +3631,2461 @@
         </w:tabs>
         <w:spacing w:before="0"/>
       </w:pPr>
+      <w:r>
+        <w:lastRenderedPageBreak/>
+        <w:t xml:space="preserve">O Gateway </w:t>
+      </w:r>
+      <w:proofErr w:type="spellStart"/>
+      <w:r>
+        <w:t>LoRa</w:t>
+      </w:r>
+      <w:proofErr w:type="spellEnd"/>
+      <w:r>
+        <w:t xml:space="preserve"> MQTT</w:t>
+      </w:r>
+    </w:p>
+    <w:p>
+      <w:pPr>
+        <w:jc w:val="center"/>
+      </w:pPr>
+      <w:r>
+        <w:rPr>
+          <w:noProof/>
+        </w:rPr>
+        <w:drawing>
+          <wp:inline distT="0" distB="0" distL="0" distR="0" wp14:anchorId="145DAE9A" wp14:editId="68FFF51A">
+            <wp:extent cx="2468880" cy="2194560"/>
+            <wp:effectExtent l="0" t="0" r="7620" b="0"/>
+            <wp:docPr id="15" name="Imagem 15"/>
+            <wp:cNvGraphicFramePr>
+              <a:graphicFrameLocks xmlns:a="http://schemas.openxmlformats.org/drawingml/2006/main" noChangeAspect="1"/>
+            </wp:cNvGraphicFramePr>
+            <a:graphic xmlns:a="http://schemas.openxmlformats.org/drawingml/2006/main">
+              <a:graphicData uri="http://schemas.openxmlformats.org/drawingml/2006/picture">
+                <pic:pic xmlns:pic="http://schemas.openxmlformats.org/drawingml/2006/picture">
+                  <pic:nvPicPr>
+                    <pic:cNvPr id="0" name="Picture 32"/>
+                    <pic:cNvPicPr>
+                      <a:picLocks noChangeAspect="1" noChangeArrowheads="1"/>
+                    </pic:cNvPicPr>
+                  </pic:nvPicPr>
+                  <pic:blipFill>
+                    <a:blip r:embed="rId15">
+                      <a:extLst>
+                        <a:ext uri="{28A0092B-C50C-407E-A947-70E740481C1C}">
+                          <a14:useLocalDpi xmlns:a14="http://schemas.microsoft.com/office/drawing/2010/main" val="0"/>
+                        </a:ext>
+                      </a:extLst>
+                    </a:blip>
+                    <a:srcRect/>
+                    <a:stretch>
+                      <a:fillRect/>
+                    </a:stretch>
+                  </pic:blipFill>
+                  <pic:spPr bwMode="auto">
+                    <a:xfrm>
+                      <a:off x="0" y="0"/>
+                      <a:ext cx="2468880" cy="2194560"/>
+                    </a:xfrm>
+                    <a:prstGeom prst="rect">
+                      <a:avLst/>
+                    </a:prstGeom>
+                    <a:noFill/>
+                    <a:ln>
+                      <a:noFill/>
+                    </a:ln>
+                  </pic:spPr>
+                </pic:pic>
+              </a:graphicData>
+            </a:graphic>
+          </wp:inline>
+        </w:drawing>
+      </w:r>
+    </w:p>
+    <w:p>
+      <w:r>
+        <w:t xml:space="preserve">O Gateway </w:t>
+      </w:r>
+      <w:proofErr w:type="spellStart"/>
+      <w:r>
+        <w:t>LoRa</w:t>
+      </w:r>
+      <w:proofErr w:type="spellEnd"/>
+      <w:r>
+        <w:t xml:space="preserve"> MQTT, possui conectividade </w:t>
+      </w:r>
+      <w:r>
+        <w:t>a</w:t>
+      </w:r>
+      <w:r>
+        <w:t xml:space="preserve"> rede</w:t>
+      </w:r>
+      <w:r>
+        <w:t>s</w:t>
+      </w:r>
+      <w:r>
+        <w:t xml:space="preserve"> Wi-Fi (somente redes 2.4GHz) através de seu Hardware, um ESP32 </w:t>
+      </w:r>
+      <w:proofErr w:type="spellStart"/>
+      <w:r>
+        <w:t>Dev</w:t>
+      </w:r>
+      <w:proofErr w:type="spellEnd"/>
+      <w:r>
+        <w:t xml:space="preserve"> Module. Assim, deve estar posicionado em ambientes com este tipo de cobertura</w:t>
+      </w:r>
+      <w:r>
+        <w:t xml:space="preserve"> e com acesso </w:t>
+      </w:r>
+      <w:r>
+        <w:t xml:space="preserve">à Internet, para que consiga se conectar a um </w:t>
+      </w:r>
+      <w:proofErr w:type="spellStart"/>
+      <w:r>
+        <w:t>Broker</w:t>
+      </w:r>
+      <w:proofErr w:type="spellEnd"/>
+      <w:r>
+        <w:t xml:space="preserve"> MQTT</w:t>
+      </w:r>
+      <w:r>
+        <w:t xml:space="preserve">, </w:t>
+      </w:r>
+      <w:r>
+        <w:t xml:space="preserve">para que seja possível o fluxo de dados entre os elementos Gateway </w:t>
+      </w:r>
+      <w:proofErr w:type="spellStart"/>
+      <w:r>
+        <w:t>LoRa</w:t>
+      </w:r>
+      <w:proofErr w:type="spellEnd"/>
+      <w:r>
+        <w:t xml:space="preserve"> ao Elemento de Borda</w:t>
+      </w:r>
+      <w:r>
+        <w:t>.</w:t>
+      </w:r>
+    </w:p>
+    <w:p>
+      <w:r>
+        <w:t>O</w:t>
+      </w:r>
+      <w:r>
+        <w:t>s</w:t>
+      </w:r>
+      <w:r>
+        <w:t xml:space="preserve"> seguintes parâmetros devem ser </w:t>
+      </w:r>
+      <w:r>
+        <w:t>modificados</w:t>
+      </w:r>
+      <w:r>
+        <w:t xml:space="preserve"> no Firmware do Gateway </w:t>
+      </w:r>
+      <w:proofErr w:type="spellStart"/>
+      <w:r>
+        <w:t>LoRa</w:t>
+      </w:r>
+      <w:proofErr w:type="spellEnd"/>
+      <w:r>
+        <w:t xml:space="preserve">, através da plataforma </w:t>
+      </w:r>
+      <w:proofErr w:type="spellStart"/>
+      <w:r>
+        <w:t>Arduíno</w:t>
+      </w:r>
+      <w:proofErr w:type="spellEnd"/>
+      <w:r>
+        <w:t xml:space="preserve"> antes do Upload</w:t>
+      </w:r>
+      <w:r>
+        <w:t>:</w:t>
+      </w:r>
+    </w:p>
+    <w:p>
+      <w:pPr>
+        <w:shd w:val="clear" w:color="auto" w:fill="FFFFFF"/>
+        <w:spacing w:line="285" w:lineRule="atLeast"/>
+        <w:rPr>
+          <w:rFonts w:ascii="Consolas" w:eastAsia="Times New Roman" w:hAnsi="Consolas" w:cs="Times New Roman"/>
+          <w:color w:val="4E5B61"/>
+          <w:sz w:val="21"/>
+          <w:szCs w:val="21"/>
+        </w:rPr>
+      </w:pPr>
+      <w:r>
+        <w:t>Redes Wi-Fi n</w:t>
+      </w:r>
+      <w:r>
+        <w:t xml:space="preserve">a </w:t>
+      </w:r>
+      <w:proofErr w:type="spellStart"/>
+      <w:r>
+        <w:rPr>
+          <w:rFonts w:ascii="Consolas" w:eastAsia="Times New Roman" w:hAnsi="Consolas" w:cs="Times New Roman"/>
+          <w:color w:val="00979D"/>
+          <w:sz w:val="21"/>
+          <w:szCs w:val="21"/>
+        </w:rPr>
+        <w:t>void</w:t>
+      </w:r>
+      <w:proofErr w:type="spellEnd"/>
+      <w:r>
+        <w:rPr>
+          <w:rFonts w:ascii="Consolas" w:eastAsia="Times New Roman" w:hAnsi="Consolas" w:cs="Times New Roman"/>
+          <w:color w:val="4E5B61"/>
+          <w:sz w:val="21"/>
+          <w:szCs w:val="21"/>
+        </w:rPr>
+        <w:t xml:space="preserve"> </w:t>
+      </w:r>
+      <w:proofErr w:type="gramStart"/>
+      <w:r>
+        <w:rPr>
+          <w:rFonts w:ascii="Consolas" w:eastAsia="Times New Roman" w:hAnsi="Consolas" w:cs="Times New Roman"/>
+          <w:color w:val="D35400"/>
+          <w:sz w:val="21"/>
+          <w:szCs w:val="21"/>
+        </w:rPr>
+        <w:t>setup</w:t>
+      </w:r>
+      <w:r>
+        <w:rPr>
+          <w:rFonts w:ascii="Consolas" w:eastAsia="Times New Roman" w:hAnsi="Consolas" w:cs="Times New Roman"/>
+          <w:color w:val="434F54"/>
+          <w:sz w:val="21"/>
+          <w:szCs w:val="21"/>
+        </w:rPr>
+        <w:t>(</w:t>
+      </w:r>
+      <w:proofErr w:type="gramEnd"/>
+      <w:r>
+        <w:rPr>
+          <w:rFonts w:ascii="Consolas" w:eastAsia="Times New Roman" w:hAnsi="Consolas" w:cs="Times New Roman"/>
+          <w:color w:val="434F54"/>
+          <w:sz w:val="21"/>
+          <w:szCs w:val="21"/>
+        </w:rPr>
+        <w:t>)</w:t>
+      </w:r>
+    </w:p>
+    <w:p>
+      <w:pPr>
+        <w:shd w:val="clear" w:color="auto" w:fill="FFFFFF"/>
+        <w:spacing w:after="0" w:line="285" w:lineRule="atLeast"/>
+        <w:jc w:val="left"/>
+        <w:rPr>
+          <w:rFonts w:ascii="Consolas" w:eastAsia="Times New Roman" w:hAnsi="Consolas" w:cs="Times New Roman"/>
+          <w:color w:val="4E5B61"/>
+          <w:sz w:val="21"/>
+          <w:szCs w:val="21"/>
+        </w:rPr>
+      </w:pPr>
+      <w:r>
+        <w:rPr>
+          <w:rFonts w:ascii="Consolas" w:eastAsia="Times New Roman" w:hAnsi="Consolas" w:cs="Times New Roman"/>
+          <w:color w:val="95A5A6"/>
+          <w:sz w:val="21"/>
+          <w:szCs w:val="21"/>
+        </w:rPr>
+        <w:t>  // Cadastre quantas redes você quiser (SSID, Senha)</w:t>
+      </w:r>
+      <w:r>
+        <w:rPr>
+          <w:rFonts w:ascii="Consolas" w:eastAsia="Times New Roman" w:hAnsi="Consolas" w:cs="Times New Roman"/>
+          <w:color w:val="95A5A6"/>
+          <w:sz w:val="21"/>
+          <w:szCs w:val="21"/>
+        </w:rPr>
+        <w:t xml:space="preserve"> para </w:t>
+      </w:r>
+      <w:proofErr w:type="spellStart"/>
+      <w:r>
+        <w:rPr>
+          <w:rFonts w:ascii="Consolas" w:eastAsia="Times New Roman" w:hAnsi="Consolas" w:cs="Times New Roman"/>
+          <w:color w:val="95A5A6"/>
+          <w:sz w:val="21"/>
+          <w:szCs w:val="21"/>
+        </w:rPr>
+        <w:t>fallback</w:t>
+      </w:r>
+      <w:proofErr w:type="spellEnd"/>
+    </w:p>
+    <w:p>
+      <w:pPr>
+        <w:shd w:val="clear" w:color="auto" w:fill="FFFFFF"/>
+        <w:spacing w:after="0" w:line="285" w:lineRule="atLeast"/>
+        <w:jc w:val="left"/>
+        <w:rPr>
+          <w:rFonts w:ascii="Consolas" w:eastAsia="Times New Roman" w:hAnsi="Consolas" w:cs="Times New Roman"/>
+          <w:color w:val="4E5B61"/>
+          <w:sz w:val="21"/>
+          <w:szCs w:val="21"/>
+        </w:rPr>
+      </w:pPr>
+      <w:r>
+        <w:rPr>
+          <w:rFonts w:ascii="Consolas" w:eastAsia="Times New Roman" w:hAnsi="Consolas" w:cs="Times New Roman"/>
+          <w:color w:val="4E5B61"/>
+          <w:sz w:val="21"/>
+          <w:szCs w:val="21"/>
+        </w:rPr>
+        <w:t xml:space="preserve">  </w:t>
+      </w:r>
+      <w:proofErr w:type="spellStart"/>
+      <w:r>
+        <w:rPr>
+          <w:rFonts w:ascii="Consolas" w:eastAsia="Times New Roman" w:hAnsi="Consolas" w:cs="Times New Roman"/>
+          <w:color w:val="D35400"/>
+          <w:sz w:val="21"/>
+          <w:szCs w:val="21"/>
+        </w:rPr>
+        <w:t>wifiMulti</w:t>
+      </w:r>
+      <w:r>
+        <w:rPr>
+          <w:rFonts w:ascii="Consolas" w:eastAsia="Times New Roman" w:hAnsi="Consolas" w:cs="Times New Roman"/>
+          <w:color w:val="4E5B61"/>
+          <w:sz w:val="21"/>
+          <w:szCs w:val="21"/>
+        </w:rPr>
+        <w:t>.</w:t>
+      </w:r>
+      <w:r>
+        <w:rPr>
+          <w:rFonts w:ascii="Consolas" w:eastAsia="Times New Roman" w:hAnsi="Consolas" w:cs="Times New Roman"/>
+          <w:color w:val="D35400"/>
+          <w:sz w:val="21"/>
+          <w:szCs w:val="21"/>
+        </w:rPr>
+        <w:t>addAP</w:t>
+      </w:r>
+      <w:proofErr w:type="spellEnd"/>
+      <w:r>
+        <w:rPr>
+          <w:rFonts w:ascii="Consolas" w:eastAsia="Times New Roman" w:hAnsi="Consolas" w:cs="Times New Roman"/>
+          <w:color w:val="434F54"/>
+          <w:sz w:val="21"/>
+          <w:szCs w:val="21"/>
+        </w:rPr>
+        <w:t>(</w:t>
+      </w:r>
+      <w:r>
+        <w:rPr>
+          <w:rFonts w:ascii="Consolas" w:eastAsia="Times New Roman" w:hAnsi="Consolas" w:cs="Times New Roman"/>
+          <w:color w:val="005C5F"/>
+          <w:sz w:val="21"/>
+          <w:szCs w:val="21"/>
+        </w:rPr>
+        <w:t>"SSID_WIFI_1"</w:t>
+      </w:r>
+      <w:r>
+        <w:rPr>
+          <w:rFonts w:ascii="Consolas" w:eastAsia="Times New Roman" w:hAnsi="Consolas" w:cs="Times New Roman"/>
+          <w:color w:val="4E5B61"/>
+          <w:sz w:val="21"/>
+          <w:szCs w:val="21"/>
+        </w:rPr>
+        <w:t xml:space="preserve">, </w:t>
+      </w:r>
+      <w:r>
+        <w:rPr>
+          <w:rFonts w:ascii="Consolas" w:eastAsia="Times New Roman" w:hAnsi="Consolas" w:cs="Times New Roman"/>
+          <w:color w:val="005C5F"/>
+          <w:sz w:val="21"/>
+          <w:szCs w:val="21"/>
+        </w:rPr>
+        <w:t>"senha_1"</w:t>
+      </w:r>
+      <w:r>
+        <w:rPr>
+          <w:rFonts w:ascii="Consolas" w:eastAsia="Times New Roman" w:hAnsi="Consolas" w:cs="Times New Roman"/>
+          <w:color w:val="434F54"/>
+          <w:sz w:val="21"/>
+          <w:szCs w:val="21"/>
+        </w:rPr>
+        <w:t>)</w:t>
+      </w:r>
+      <w:r>
+        <w:rPr>
+          <w:rFonts w:ascii="Consolas" w:eastAsia="Times New Roman" w:hAnsi="Consolas" w:cs="Times New Roman"/>
+          <w:color w:val="4E5B61"/>
+          <w:sz w:val="21"/>
+          <w:szCs w:val="21"/>
+        </w:rPr>
+        <w:t>;</w:t>
+      </w:r>
+    </w:p>
+    <w:p>
+      <w:pPr>
+        <w:shd w:val="clear" w:color="auto" w:fill="FFFFFF"/>
+        <w:spacing w:after="0" w:line="285" w:lineRule="atLeast"/>
+        <w:jc w:val="left"/>
+        <w:rPr>
+          <w:rFonts w:ascii="Consolas" w:eastAsia="Times New Roman" w:hAnsi="Consolas" w:cs="Times New Roman"/>
+          <w:color w:val="4E5B61"/>
+          <w:sz w:val="21"/>
+          <w:szCs w:val="21"/>
+        </w:rPr>
+      </w:pPr>
+      <w:r>
+        <w:rPr>
+          <w:rFonts w:ascii="Consolas" w:eastAsia="Times New Roman" w:hAnsi="Consolas" w:cs="Times New Roman"/>
+          <w:color w:val="4E5B61"/>
+          <w:sz w:val="21"/>
+          <w:szCs w:val="21"/>
+        </w:rPr>
+        <w:t xml:space="preserve">  </w:t>
+      </w:r>
+      <w:proofErr w:type="spellStart"/>
+      <w:r>
+        <w:rPr>
+          <w:rFonts w:ascii="Consolas" w:eastAsia="Times New Roman" w:hAnsi="Consolas" w:cs="Times New Roman"/>
+          <w:color w:val="D35400"/>
+          <w:sz w:val="21"/>
+          <w:szCs w:val="21"/>
+        </w:rPr>
+        <w:t>wifiMulti</w:t>
+      </w:r>
+      <w:r>
+        <w:rPr>
+          <w:rFonts w:ascii="Consolas" w:eastAsia="Times New Roman" w:hAnsi="Consolas" w:cs="Times New Roman"/>
+          <w:color w:val="4E5B61"/>
+          <w:sz w:val="21"/>
+          <w:szCs w:val="21"/>
+        </w:rPr>
+        <w:t>.</w:t>
+      </w:r>
+      <w:r>
+        <w:rPr>
+          <w:rFonts w:ascii="Consolas" w:eastAsia="Times New Roman" w:hAnsi="Consolas" w:cs="Times New Roman"/>
+          <w:color w:val="D35400"/>
+          <w:sz w:val="21"/>
+          <w:szCs w:val="21"/>
+        </w:rPr>
+        <w:t>addAP</w:t>
+      </w:r>
+      <w:proofErr w:type="spellEnd"/>
+      <w:r>
+        <w:rPr>
+          <w:rFonts w:ascii="Consolas" w:eastAsia="Times New Roman" w:hAnsi="Consolas" w:cs="Times New Roman"/>
+          <w:color w:val="434F54"/>
+          <w:sz w:val="21"/>
+          <w:szCs w:val="21"/>
+        </w:rPr>
+        <w:t>(</w:t>
+      </w:r>
+      <w:r>
+        <w:rPr>
+          <w:rFonts w:ascii="Consolas" w:eastAsia="Times New Roman" w:hAnsi="Consolas" w:cs="Times New Roman"/>
+          <w:color w:val="005C5F"/>
+          <w:sz w:val="21"/>
+          <w:szCs w:val="21"/>
+        </w:rPr>
+        <w:t>"SSID_WIFI_2"</w:t>
+      </w:r>
+      <w:r>
+        <w:rPr>
+          <w:rFonts w:ascii="Consolas" w:eastAsia="Times New Roman" w:hAnsi="Consolas" w:cs="Times New Roman"/>
+          <w:color w:val="4E5B61"/>
+          <w:sz w:val="21"/>
+          <w:szCs w:val="21"/>
+        </w:rPr>
+        <w:t xml:space="preserve">, </w:t>
+      </w:r>
+      <w:r>
+        <w:rPr>
+          <w:rFonts w:ascii="Consolas" w:eastAsia="Times New Roman" w:hAnsi="Consolas" w:cs="Times New Roman"/>
+          <w:color w:val="005C5F"/>
+          <w:sz w:val="21"/>
+          <w:szCs w:val="21"/>
+        </w:rPr>
+        <w:t>"senha_2"</w:t>
+      </w:r>
+      <w:r>
+        <w:rPr>
+          <w:rFonts w:ascii="Consolas" w:eastAsia="Times New Roman" w:hAnsi="Consolas" w:cs="Times New Roman"/>
+          <w:color w:val="434F54"/>
+          <w:sz w:val="21"/>
+          <w:szCs w:val="21"/>
+        </w:rPr>
+        <w:t>)</w:t>
+      </w:r>
+      <w:r>
+        <w:rPr>
+          <w:rFonts w:ascii="Consolas" w:eastAsia="Times New Roman" w:hAnsi="Consolas" w:cs="Times New Roman"/>
+          <w:color w:val="4E5B61"/>
+          <w:sz w:val="21"/>
+          <w:szCs w:val="21"/>
+        </w:rPr>
+        <w:t>;</w:t>
+      </w:r>
+    </w:p>
+    <w:p>
+      <w:pPr>
+        <w:shd w:val="clear" w:color="auto" w:fill="FFFFFF"/>
+        <w:spacing w:after="0" w:line="285" w:lineRule="atLeast"/>
+        <w:jc w:val="left"/>
+        <w:rPr>
+          <w:rFonts w:ascii="Consolas" w:eastAsia="Times New Roman" w:hAnsi="Consolas" w:cs="Times New Roman"/>
+          <w:color w:val="4E5B61"/>
+          <w:sz w:val="21"/>
+          <w:szCs w:val="21"/>
+        </w:rPr>
+      </w:pPr>
+    </w:p>
+    <w:p>
+      <w:proofErr w:type="spellStart"/>
+      <w:r>
+        <w:t>Broker</w:t>
+      </w:r>
+      <w:proofErr w:type="spellEnd"/>
+      <w:r>
+        <w:t xml:space="preserve"> MQTT - escolha entre os </w:t>
+      </w:r>
+      <w:proofErr w:type="spellStart"/>
+      <w:r>
+        <w:t>Brokers</w:t>
+      </w:r>
+      <w:proofErr w:type="spellEnd"/>
+      <w:r>
+        <w:t xml:space="preserve"> </w:t>
+      </w:r>
+      <w:proofErr w:type="spellStart"/>
+      <w:r>
+        <w:t>Mosquitto</w:t>
+      </w:r>
+      <w:proofErr w:type="spellEnd"/>
+      <w:r>
+        <w:t xml:space="preserve"> ou </w:t>
+      </w:r>
+      <w:proofErr w:type="spellStart"/>
+      <w:r>
+        <w:t>HiveMQ</w:t>
+      </w:r>
+      <w:proofErr w:type="spellEnd"/>
+    </w:p>
+    <w:p>
+      <w:pPr>
+        <w:shd w:val="clear" w:color="auto" w:fill="FFFFFF"/>
+        <w:spacing w:after="0" w:line="285" w:lineRule="atLeast"/>
+        <w:jc w:val="left"/>
+        <w:rPr>
+          <w:rFonts w:ascii="Consolas" w:eastAsia="Times New Roman" w:hAnsi="Consolas" w:cs="Times New Roman"/>
+          <w:color w:val="4E5B61"/>
+          <w:sz w:val="21"/>
+          <w:szCs w:val="21"/>
+        </w:rPr>
+      </w:pPr>
+      <w:r>
+        <w:rPr>
+          <w:rFonts w:ascii="Consolas" w:eastAsia="Times New Roman" w:hAnsi="Consolas" w:cs="Times New Roman"/>
+          <w:color w:val="95A5A6"/>
+          <w:sz w:val="21"/>
+          <w:szCs w:val="21"/>
+        </w:rPr>
+        <w:t xml:space="preserve">// Configurações do </w:t>
+      </w:r>
+      <w:proofErr w:type="spellStart"/>
+      <w:r>
+        <w:rPr>
+          <w:rFonts w:ascii="Consolas" w:eastAsia="Times New Roman" w:hAnsi="Consolas" w:cs="Times New Roman"/>
+          <w:color w:val="95A5A6"/>
+          <w:sz w:val="21"/>
+          <w:szCs w:val="21"/>
+        </w:rPr>
+        <w:t>Broker</w:t>
+      </w:r>
+      <w:proofErr w:type="spellEnd"/>
+      <w:r>
+        <w:rPr>
+          <w:rFonts w:ascii="Consolas" w:eastAsia="Times New Roman" w:hAnsi="Consolas" w:cs="Times New Roman"/>
+          <w:color w:val="95A5A6"/>
+          <w:sz w:val="21"/>
+          <w:szCs w:val="21"/>
+        </w:rPr>
+        <w:t xml:space="preserve"> </w:t>
+      </w:r>
+      <w:proofErr w:type="spellStart"/>
+      <w:r>
+        <w:rPr>
+          <w:rFonts w:ascii="Consolas" w:eastAsia="Times New Roman" w:hAnsi="Consolas" w:cs="Times New Roman"/>
+          <w:color w:val="95A5A6"/>
+          <w:sz w:val="21"/>
+          <w:szCs w:val="21"/>
+        </w:rPr>
+        <w:t>Mosquitto</w:t>
+      </w:r>
+      <w:proofErr w:type="spellEnd"/>
+      <w:r>
+        <w:rPr>
+          <w:rFonts w:ascii="Consolas" w:eastAsia="Times New Roman" w:hAnsi="Consolas" w:cs="Times New Roman"/>
+          <w:color w:val="95A5A6"/>
+          <w:sz w:val="21"/>
+          <w:szCs w:val="21"/>
+        </w:rPr>
+        <w:t xml:space="preserve"> (Usando o </w:t>
+      </w:r>
+      <w:proofErr w:type="spellStart"/>
+      <w:r>
+        <w:rPr>
+          <w:rFonts w:ascii="Consolas" w:eastAsia="Times New Roman" w:hAnsi="Consolas" w:cs="Times New Roman"/>
+          <w:color w:val="95A5A6"/>
+          <w:sz w:val="21"/>
+          <w:szCs w:val="21"/>
+        </w:rPr>
+        <w:t>broker</w:t>
+      </w:r>
+      <w:proofErr w:type="spellEnd"/>
+      <w:r>
+        <w:rPr>
+          <w:rFonts w:ascii="Consolas" w:eastAsia="Times New Roman" w:hAnsi="Consolas" w:cs="Times New Roman"/>
+          <w:color w:val="95A5A6"/>
+          <w:sz w:val="21"/>
+          <w:szCs w:val="21"/>
+        </w:rPr>
+        <w:t xml:space="preserve"> público oficial)</w:t>
+      </w:r>
+    </w:p>
+    <w:p>
+      <w:pPr>
+        <w:shd w:val="clear" w:color="auto" w:fill="FFFFFF"/>
+        <w:spacing w:after="0" w:line="285" w:lineRule="atLeast"/>
+        <w:jc w:val="left"/>
+        <w:rPr>
+          <w:rFonts w:ascii="Consolas" w:eastAsia="Times New Roman" w:hAnsi="Consolas" w:cs="Times New Roman"/>
+          <w:color w:val="4E5B61"/>
+          <w:sz w:val="21"/>
+          <w:szCs w:val="21"/>
+        </w:rPr>
+      </w:pPr>
+      <w:proofErr w:type="spellStart"/>
+      <w:proofErr w:type="gramStart"/>
+      <w:r>
+        <w:rPr>
+          <w:rFonts w:ascii="Consolas" w:eastAsia="Times New Roman" w:hAnsi="Consolas" w:cs="Times New Roman"/>
+          <w:color w:val="00979D"/>
+          <w:sz w:val="21"/>
+          <w:szCs w:val="21"/>
+        </w:rPr>
+        <w:t>const</w:t>
+      </w:r>
+      <w:proofErr w:type="spellEnd"/>
+      <w:proofErr w:type="gramEnd"/>
+      <w:r>
+        <w:rPr>
+          <w:rFonts w:ascii="Consolas" w:eastAsia="Times New Roman" w:hAnsi="Consolas" w:cs="Times New Roman"/>
+          <w:color w:val="4E5B61"/>
+          <w:sz w:val="21"/>
+          <w:szCs w:val="21"/>
+        </w:rPr>
+        <w:t xml:space="preserve"> </w:t>
+      </w:r>
+      <w:r>
+        <w:rPr>
+          <w:rFonts w:ascii="Consolas" w:eastAsia="Times New Roman" w:hAnsi="Consolas" w:cs="Times New Roman"/>
+          <w:color w:val="00979D"/>
+          <w:sz w:val="21"/>
+          <w:szCs w:val="21"/>
+        </w:rPr>
+        <w:t>char</w:t>
+      </w:r>
+      <w:r>
+        <w:rPr>
+          <w:rFonts w:ascii="Consolas" w:eastAsia="Times New Roman" w:hAnsi="Consolas" w:cs="Times New Roman"/>
+          <w:color w:val="4E5B61"/>
+          <w:sz w:val="21"/>
+          <w:szCs w:val="21"/>
+        </w:rPr>
+        <w:t xml:space="preserve">* MQTT_BROKER = </w:t>
+      </w:r>
+      <w:r>
+        <w:rPr>
+          <w:rFonts w:ascii="Consolas" w:eastAsia="Times New Roman" w:hAnsi="Consolas" w:cs="Times New Roman"/>
+          <w:color w:val="005C5F"/>
+          <w:sz w:val="21"/>
+          <w:szCs w:val="21"/>
+        </w:rPr>
+        <w:t>"test.mosquitto.org"</w:t>
+      </w:r>
+      <w:r>
+        <w:rPr>
+          <w:rFonts w:ascii="Consolas" w:eastAsia="Times New Roman" w:hAnsi="Consolas" w:cs="Times New Roman"/>
+          <w:color w:val="4E5B61"/>
+          <w:sz w:val="21"/>
+          <w:szCs w:val="21"/>
+        </w:rPr>
+        <w:t>;</w:t>
+      </w:r>
+    </w:p>
+    <w:p>
+      <w:pPr>
+        <w:shd w:val="clear" w:color="auto" w:fill="FFFFFF"/>
+        <w:spacing w:after="0" w:line="285" w:lineRule="atLeast"/>
+        <w:jc w:val="left"/>
+        <w:rPr>
+          <w:rFonts w:ascii="Consolas" w:eastAsia="Times New Roman" w:hAnsi="Consolas" w:cs="Times New Roman"/>
+          <w:color w:val="4E5B61"/>
+          <w:sz w:val="21"/>
+          <w:szCs w:val="21"/>
+        </w:rPr>
+      </w:pPr>
+    </w:p>
+    <w:p>
+      <w:pPr>
+        <w:shd w:val="clear" w:color="auto" w:fill="FFFFFF"/>
+        <w:spacing w:after="0" w:line="285" w:lineRule="atLeast"/>
+        <w:jc w:val="left"/>
+        <w:rPr>
+          <w:rFonts w:ascii="Consolas" w:eastAsia="Times New Roman" w:hAnsi="Consolas" w:cs="Times New Roman"/>
+          <w:color w:val="4E5B61"/>
+          <w:sz w:val="21"/>
+          <w:szCs w:val="21"/>
+        </w:rPr>
+      </w:pPr>
+      <w:r>
+        <w:rPr>
+          <w:rFonts w:ascii="Consolas" w:eastAsia="Times New Roman" w:hAnsi="Consolas" w:cs="Times New Roman"/>
+          <w:color w:val="95A5A6"/>
+          <w:sz w:val="21"/>
+          <w:szCs w:val="21"/>
+        </w:rPr>
+        <w:t xml:space="preserve">// Configurações do </w:t>
+      </w:r>
+      <w:proofErr w:type="spellStart"/>
+      <w:r>
+        <w:rPr>
+          <w:rFonts w:ascii="Consolas" w:eastAsia="Times New Roman" w:hAnsi="Consolas" w:cs="Times New Roman"/>
+          <w:color w:val="95A5A6"/>
+          <w:sz w:val="21"/>
+          <w:szCs w:val="21"/>
+        </w:rPr>
+        <w:t>Broker</w:t>
+      </w:r>
+      <w:proofErr w:type="spellEnd"/>
+      <w:r>
+        <w:rPr>
+          <w:rFonts w:ascii="Consolas" w:eastAsia="Times New Roman" w:hAnsi="Consolas" w:cs="Times New Roman"/>
+          <w:color w:val="95A5A6"/>
+          <w:sz w:val="21"/>
+          <w:szCs w:val="21"/>
+        </w:rPr>
+        <w:t xml:space="preserve"> </w:t>
+      </w:r>
+      <w:proofErr w:type="spellStart"/>
+      <w:r>
+        <w:rPr>
+          <w:rFonts w:ascii="Consolas" w:eastAsia="Times New Roman" w:hAnsi="Consolas" w:cs="Times New Roman"/>
+          <w:color w:val="95A5A6"/>
+          <w:sz w:val="21"/>
+          <w:szCs w:val="21"/>
+        </w:rPr>
+        <w:t>HiveMQ</w:t>
+      </w:r>
+      <w:proofErr w:type="spellEnd"/>
+      <w:r>
+        <w:rPr>
+          <w:rFonts w:ascii="Consolas" w:eastAsia="Times New Roman" w:hAnsi="Consolas" w:cs="Times New Roman"/>
+          <w:color w:val="95A5A6"/>
+          <w:sz w:val="21"/>
+          <w:szCs w:val="21"/>
+        </w:rPr>
+        <w:t xml:space="preserve"> (Usando o </w:t>
+      </w:r>
+      <w:proofErr w:type="spellStart"/>
+      <w:r>
+        <w:rPr>
+          <w:rFonts w:ascii="Consolas" w:eastAsia="Times New Roman" w:hAnsi="Consolas" w:cs="Times New Roman"/>
+          <w:color w:val="95A5A6"/>
+          <w:sz w:val="21"/>
+          <w:szCs w:val="21"/>
+        </w:rPr>
+        <w:t>broker</w:t>
+      </w:r>
+      <w:proofErr w:type="spellEnd"/>
+      <w:r>
+        <w:rPr>
+          <w:rFonts w:ascii="Consolas" w:eastAsia="Times New Roman" w:hAnsi="Consolas" w:cs="Times New Roman"/>
+          <w:color w:val="95A5A6"/>
+          <w:sz w:val="21"/>
+          <w:szCs w:val="21"/>
+        </w:rPr>
+        <w:t xml:space="preserve"> público oficial)</w:t>
+      </w:r>
+    </w:p>
+    <w:p>
+      <w:pPr>
+        <w:shd w:val="clear" w:color="auto" w:fill="FFFFFF"/>
+        <w:spacing w:after="0" w:line="285" w:lineRule="atLeast"/>
+        <w:jc w:val="left"/>
+        <w:rPr>
+          <w:rFonts w:ascii="Consolas" w:eastAsia="Times New Roman" w:hAnsi="Consolas" w:cs="Times New Roman"/>
+          <w:color w:val="4E5B61"/>
+          <w:sz w:val="21"/>
+          <w:szCs w:val="21"/>
+        </w:rPr>
+      </w:pPr>
+      <w:r>
+        <w:rPr>
+          <w:rFonts w:ascii="Consolas" w:eastAsia="Times New Roman" w:hAnsi="Consolas" w:cs="Times New Roman"/>
+          <w:color w:val="95A5A6"/>
+          <w:sz w:val="21"/>
+          <w:szCs w:val="21"/>
+        </w:rPr>
+        <w:t>//</w:t>
+      </w:r>
+      <w:proofErr w:type="spellStart"/>
+      <w:r>
+        <w:rPr>
+          <w:rFonts w:ascii="Consolas" w:eastAsia="Times New Roman" w:hAnsi="Consolas" w:cs="Times New Roman"/>
+          <w:color w:val="95A5A6"/>
+          <w:sz w:val="21"/>
+          <w:szCs w:val="21"/>
+        </w:rPr>
+        <w:t>const</w:t>
+      </w:r>
+      <w:proofErr w:type="spellEnd"/>
+      <w:r>
+        <w:rPr>
+          <w:rFonts w:ascii="Consolas" w:eastAsia="Times New Roman" w:hAnsi="Consolas" w:cs="Times New Roman"/>
+          <w:color w:val="95A5A6"/>
+          <w:sz w:val="21"/>
+          <w:szCs w:val="21"/>
+        </w:rPr>
+        <w:t xml:space="preserve"> char* MQTT_BROKER   = "broker.hivemq.com";</w:t>
+      </w:r>
+    </w:p>
+    <w:p>
+      <w:pPr>
+        <w:shd w:val="clear" w:color="auto" w:fill="FFFFFF"/>
+        <w:spacing w:after="0" w:line="285" w:lineRule="atLeast"/>
+        <w:jc w:val="left"/>
+        <w:rPr>
+          <w:rFonts w:ascii="Consolas" w:eastAsia="Times New Roman" w:hAnsi="Consolas" w:cs="Times New Roman"/>
+          <w:color w:val="4E5B61"/>
+          <w:sz w:val="21"/>
+          <w:szCs w:val="21"/>
+        </w:rPr>
+      </w:pPr>
+    </w:p>
+    <w:p>
+      <w:r>
+        <w:t>Tópicos</w:t>
+      </w:r>
+      <w:r>
+        <w:t xml:space="preserve"> de </w:t>
+      </w:r>
+      <w:proofErr w:type="spellStart"/>
+      <w:r>
+        <w:t>Downlink</w:t>
+      </w:r>
+      <w:proofErr w:type="spellEnd"/>
+      <w:r>
+        <w:t xml:space="preserve"> (</w:t>
+      </w:r>
+      <w:r>
+        <w:rPr>
+          <w:rFonts w:ascii="Consolas" w:eastAsia="Times New Roman" w:hAnsi="Consolas" w:cs="Times New Roman"/>
+          <w:color w:val="4E5B61"/>
+          <w:sz w:val="21"/>
+          <w:szCs w:val="21"/>
+        </w:rPr>
+        <w:t>TOPIC_DL</w:t>
+      </w:r>
+      <w:r>
+        <w:t xml:space="preserve">) e </w:t>
+      </w:r>
+      <w:proofErr w:type="spellStart"/>
+      <w:r>
+        <w:t>Uplink</w:t>
+      </w:r>
+      <w:proofErr w:type="spellEnd"/>
+      <w:r>
+        <w:t xml:space="preserve"> (</w:t>
+      </w:r>
+      <w:r>
+        <w:rPr>
+          <w:rFonts w:ascii="Consolas" w:eastAsia="Times New Roman" w:hAnsi="Consolas" w:cs="Times New Roman"/>
+          <w:color w:val="4E5B61"/>
+          <w:sz w:val="21"/>
+          <w:szCs w:val="21"/>
+        </w:rPr>
+        <w:t>TOPIC_UL</w:t>
+      </w:r>
+      <w:r>
+        <w:t>)</w:t>
+      </w:r>
+      <w:r>
+        <w:t xml:space="preserve"> – Definição do nome</w:t>
+      </w:r>
+    </w:p>
+    <w:p>
+      <w:pPr>
+        <w:shd w:val="clear" w:color="auto" w:fill="FFFFFF"/>
+        <w:spacing w:after="0" w:line="285" w:lineRule="atLeast"/>
+        <w:jc w:val="left"/>
+        <w:rPr>
+          <w:rFonts w:ascii="Consolas" w:eastAsia="Times New Roman" w:hAnsi="Consolas" w:cs="Times New Roman"/>
+          <w:color w:val="4E5B61"/>
+          <w:sz w:val="21"/>
+          <w:szCs w:val="21"/>
+        </w:rPr>
+      </w:pPr>
+      <w:proofErr w:type="spellStart"/>
+      <w:proofErr w:type="gramStart"/>
+      <w:r>
+        <w:rPr>
+          <w:rFonts w:ascii="Consolas" w:eastAsia="Times New Roman" w:hAnsi="Consolas" w:cs="Times New Roman"/>
+          <w:color w:val="00979D"/>
+          <w:sz w:val="21"/>
+          <w:szCs w:val="21"/>
+        </w:rPr>
+        <w:t>const</w:t>
+      </w:r>
+      <w:proofErr w:type="spellEnd"/>
+      <w:proofErr w:type="gramEnd"/>
+      <w:r>
+        <w:rPr>
+          <w:rFonts w:ascii="Consolas" w:eastAsia="Times New Roman" w:hAnsi="Consolas" w:cs="Times New Roman"/>
+          <w:color w:val="4E5B61"/>
+          <w:sz w:val="21"/>
+          <w:szCs w:val="21"/>
+        </w:rPr>
+        <w:t xml:space="preserve"> </w:t>
+      </w:r>
+      <w:r>
+        <w:rPr>
+          <w:rFonts w:ascii="Consolas" w:eastAsia="Times New Roman" w:hAnsi="Consolas" w:cs="Times New Roman"/>
+          <w:color w:val="00979D"/>
+          <w:sz w:val="21"/>
+          <w:szCs w:val="21"/>
+        </w:rPr>
+        <w:t>char</w:t>
+      </w:r>
+      <w:r>
+        <w:rPr>
+          <w:rFonts w:ascii="Consolas" w:eastAsia="Times New Roman" w:hAnsi="Consolas" w:cs="Times New Roman"/>
+          <w:color w:val="4E5B61"/>
+          <w:sz w:val="21"/>
+          <w:szCs w:val="21"/>
+        </w:rPr>
+        <w:t xml:space="preserve">* TOPIC_DL      = </w:t>
+      </w:r>
+      <w:r>
+        <w:rPr>
+          <w:rFonts w:ascii="Consolas" w:eastAsia="Times New Roman" w:hAnsi="Consolas" w:cs="Times New Roman"/>
+          <w:color w:val="005C5F"/>
+          <w:sz w:val="21"/>
+          <w:szCs w:val="21"/>
+        </w:rPr>
+        <w:t>"</w:t>
+      </w:r>
+      <w:proofErr w:type="spellStart"/>
+      <w:r>
+        <w:rPr>
+          <w:rFonts w:ascii="Consolas" w:eastAsia="Times New Roman" w:hAnsi="Consolas" w:cs="Times New Roman"/>
+          <w:color w:val="005C5F"/>
+          <w:sz w:val="21"/>
+          <w:szCs w:val="21"/>
+        </w:rPr>
+        <w:t>mot_lora_mqtt_</w:t>
+      </w:r>
+      <w:r>
+        <w:rPr>
+          <w:rFonts w:ascii="Consolas" w:eastAsia="Times New Roman" w:hAnsi="Consolas" w:cs="Times New Roman"/>
+          <w:color w:val="005C5F"/>
+          <w:sz w:val="21"/>
+          <w:szCs w:val="21"/>
+        </w:rPr>
+        <w:t>SEU_RA</w:t>
+      </w:r>
+      <w:proofErr w:type="spellEnd"/>
+      <w:r>
+        <w:rPr>
+          <w:rFonts w:ascii="Consolas" w:eastAsia="Times New Roman" w:hAnsi="Consolas" w:cs="Times New Roman"/>
+          <w:color w:val="005C5F"/>
+          <w:sz w:val="21"/>
+          <w:szCs w:val="21"/>
+        </w:rPr>
+        <w:t>/gateway/</w:t>
+      </w:r>
+      <w:proofErr w:type="spellStart"/>
+      <w:r>
+        <w:rPr>
+          <w:rFonts w:ascii="Consolas" w:eastAsia="Times New Roman" w:hAnsi="Consolas" w:cs="Times New Roman"/>
+          <w:color w:val="005C5F"/>
+          <w:sz w:val="21"/>
+          <w:szCs w:val="21"/>
+        </w:rPr>
+        <w:t>downlink</w:t>
+      </w:r>
+      <w:proofErr w:type="spellEnd"/>
+      <w:r>
+        <w:rPr>
+          <w:rFonts w:ascii="Consolas" w:eastAsia="Times New Roman" w:hAnsi="Consolas" w:cs="Times New Roman"/>
+          <w:color w:val="005C5F"/>
+          <w:sz w:val="21"/>
+          <w:szCs w:val="21"/>
+        </w:rPr>
+        <w:t>"</w:t>
+      </w:r>
+      <w:r>
+        <w:rPr>
+          <w:rFonts w:ascii="Consolas" w:eastAsia="Times New Roman" w:hAnsi="Consolas" w:cs="Times New Roman"/>
+          <w:color w:val="4E5B61"/>
+          <w:sz w:val="21"/>
+          <w:szCs w:val="21"/>
+        </w:rPr>
+        <w:t>;</w:t>
+      </w:r>
+    </w:p>
+    <w:p>
+      <w:pPr>
+        <w:shd w:val="clear" w:color="auto" w:fill="FFFFFF"/>
+        <w:spacing w:after="0" w:line="285" w:lineRule="atLeast"/>
+        <w:jc w:val="left"/>
+        <w:rPr>
+          <w:rFonts w:ascii="Consolas" w:eastAsia="Times New Roman" w:hAnsi="Consolas" w:cs="Times New Roman"/>
+          <w:color w:val="4E5B61"/>
+          <w:sz w:val="21"/>
+          <w:szCs w:val="21"/>
+        </w:rPr>
+      </w:pPr>
+      <w:proofErr w:type="spellStart"/>
+      <w:proofErr w:type="gramStart"/>
+      <w:r>
+        <w:rPr>
+          <w:rFonts w:ascii="Consolas" w:eastAsia="Times New Roman" w:hAnsi="Consolas" w:cs="Times New Roman"/>
+          <w:color w:val="00979D"/>
+          <w:sz w:val="21"/>
+          <w:szCs w:val="21"/>
+        </w:rPr>
+        <w:t>const</w:t>
+      </w:r>
+      <w:proofErr w:type="spellEnd"/>
+      <w:proofErr w:type="gramEnd"/>
+      <w:r>
+        <w:rPr>
+          <w:rFonts w:ascii="Consolas" w:eastAsia="Times New Roman" w:hAnsi="Consolas" w:cs="Times New Roman"/>
+          <w:color w:val="4E5B61"/>
+          <w:sz w:val="21"/>
+          <w:szCs w:val="21"/>
+        </w:rPr>
+        <w:t xml:space="preserve"> </w:t>
+      </w:r>
+      <w:r>
+        <w:rPr>
+          <w:rFonts w:ascii="Consolas" w:eastAsia="Times New Roman" w:hAnsi="Consolas" w:cs="Times New Roman"/>
+          <w:color w:val="00979D"/>
+          <w:sz w:val="21"/>
+          <w:szCs w:val="21"/>
+        </w:rPr>
+        <w:t>char</w:t>
+      </w:r>
+      <w:r>
+        <w:rPr>
+          <w:rFonts w:ascii="Consolas" w:eastAsia="Times New Roman" w:hAnsi="Consolas" w:cs="Times New Roman"/>
+          <w:color w:val="4E5B61"/>
+          <w:sz w:val="21"/>
+          <w:szCs w:val="21"/>
+        </w:rPr>
+        <w:t xml:space="preserve">* TOPIC_UL      = </w:t>
+      </w:r>
+      <w:r>
+        <w:rPr>
+          <w:rFonts w:ascii="Consolas" w:eastAsia="Times New Roman" w:hAnsi="Consolas" w:cs="Times New Roman"/>
+          <w:color w:val="005C5F"/>
+          <w:sz w:val="21"/>
+          <w:szCs w:val="21"/>
+        </w:rPr>
+        <w:t>"</w:t>
+      </w:r>
+      <w:proofErr w:type="spellStart"/>
+      <w:r>
+        <w:rPr>
+          <w:rFonts w:ascii="Consolas" w:eastAsia="Times New Roman" w:hAnsi="Consolas" w:cs="Times New Roman"/>
+          <w:color w:val="005C5F"/>
+          <w:sz w:val="21"/>
+          <w:szCs w:val="21"/>
+        </w:rPr>
+        <w:t>mot_lora_mqtt_</w:t>
+      </w:r>
+      <w:r>
+        <w:rPr>
+          <w:rFonts w:ascii="Consolas" w:eastAsia="Times New Roman" w:hAnsi="Consolas" w:cs="Times New Roman"/>
+          <w:color w:val="005C5F"/>
+          <w:sz w:val="21"/>
+          <w:szCs w:val="21"/>
+        </w:rPr>
+        <w:t>SEU_RA</w:t>
+      </w:r>
+      <w:proofErr w:type="spellEnd"/>
+      <w:r>
+        <w:rPr>
+          <w:rFonts w:ascii="Consolas" w:eastAsia="Times New Roman" w:hAnsi="Consolas" w:cs="Times New Roman"/>
+          <w:color w:val="005C5F"/>
+          <w:sz w:val="21"/>
+          <w:szCs w:val="21"/>
+        </w:rPr>
+        <w:t>/gateway/</w:t>
+      </w:r>
+      <w:proofErr w:type="spellStart"/>
+      <w:r>
+        <w:rPr>
+          <w:rFonts w:ascii="Consolas" w:eastAsia="Times New Roman" w:hAnsi="Consolas" w:cs="Times New Roman"/>
+          <w:color w:val="005C5F"/>
+          <w:sz w:val="21"/>
+          <w:szCs w:val="21"/>
+        </w:rPr>
+        <w:t>uplink</w:t>
+      </w:r>
+      <w:proofErr w:type="spellEnd"/>
+      <w:r>
+        <w:rPr>
+          <w:rFonts w:ascii="Consolas" w:eastAsia="Times New Roman" w:hAnsi="Consolas" w:cs="Times New Roman"/>
+          <w:color w:val="005C5F"/>
+          <w:sz w:val="21"/>
+          <w:szCs w:val="21"/>
+        </w:rPr>
+        <w:t>"</w:t>
+      </w:r>
+      <w:r>
+        <w:rPr>
+          <w:rFonts w:ascii="Consolas" w:eastAsia="Times New Roman" w:hAnsi="Consolas" w:cs="Times New Roman"/>
+          <w:color w:val="4E5B61"/>
+          <w:sz w:val="21"/>
+          <w:szCs w:val="21"/>
+        </w:rPr>
+        <w:t>;</w:t>
+      </w:r>
+    </w:p>
+    <w:p/>
+    <w:p>
+      <w:pPr>
+        <w:pStyle w:val="Ttulo2"/>
+        <w:numPr>
+          <w:ilvl w:val="1"/>
+          <w:numId w:val="16"/>
+        </w:numPr>
+        <w:tabs>
+          <w:tab w:val="left" w:pos="819"/>
+        </w:tabs>
+        <w:spacing w:before="0"/>
+      </w:pPr>
+      <w:r>
+        <w:lastRenderedPageBreak/>
+        <w:t xml:space="preserve">O </w:t>
+      </w:r>
+      <w:r>
+        <w:t>Nível 2-3 com</w:t>
+      </w:r>
+      <w:r>
+        <w:t xml:space="preserve"> MQTT</w:t>
+      </w:r>
+    </w:p>
+    <w:p/>
+    <w:p>
+      <w:r>
+        <w:t>No</w:t>
+      </w:r>
+      <w:r>
+        <w:t xml:space="preserve"> Nível 2-3 com MQTT</w:t>
+      </w:r>
+      <w:r>
+        <w:t>, também deverá ser feita</w:t>
+      </w:r>
+      <w:r>
+        <w:t xml:space="preserve"> a escolha do </w:t>
+      </w:r>
+      <w:proofErr w:type="spellStart"/>
+      <w:r>
+        <w:t>Broker</w:t>
+      </w:r>
+      <w:proofErr w:type="spellEnd"/>
+      <w:r>
+        <w:t xml:space="preserve"> de preferência, deixe-o sem a função # de comentário do Python, e para o outro </w:t>
+      </w:r>
+      <w:proofErr w:type="spellStart"/>
+      <w:r>
+        <w:t>Broker</w:t>
+      </w:r>
+      <w:proofErr w:type="spellEnd"/>
+      <w:r>
+        <w:t xml:space="preserve"> que não será utilizado comente a linha com a função #:</w:t>
+      </w:r>
+    </w:p>
+    <w:p>
+      <w:r>
+        <w:t xml:space="preserve">Utilizar a função de # do Python para comentar o </w:t>
+      </w:r>
+      <w:proofErr w:type="spellStart"/>
+      <w:r>
+        <w:t>Broker</w:t>
+      </w:r>
+      <w:proofErr w:type="spellEnd"/>
+      <w:r>
+        <w:t xml:space="preserve"> não utilizado.</w:t>
+      </w:r>
+    </w:p>
+    <w:p>
+      <w:pPr>
+        <w:shd w:val="clear" w:color="auto" w:fill="FFFFFF"/>
+        <w:spacing w:after="0" w:line="285" w:lineRule="atLeast"/>
+        <w:jc w:val="left"/>
+        <w:rPr>
+          <w:rFonts w:ascii="Consolas" w:eastAsia="Times New Roman" w:hAnsi="Consolas" w:cs="Times New Roman"/>
+          <w:color w:val="4E5B61"/>
+          <w:sz w:val="21"/>
+          <w:szCs w:val="21"/>
+        </w:rPr>
+      </w:pPr>
+    </w:p>
+    <w:p>
+      <w:pPr>
+        <w:shd w:val="clear" w:color="auto" w:fill="FFFFFF"/>
+        <w:spacing w:after="0" w:line="285" w:lineRule="atLeast"/>
+        <w:jc w:val="left"/>
+        <w:rPr>
+          <w:rFonts w:ascii="Consolas" w:eastAsia="Times New Roman" w:hAnsi="Consolas" w:cs="Times New Roman"/>
+          <w:color w:val="4E5B61"/>
+          <w:sz w:val="21"/>
+          <w:szCs w:val="21"/>
+        </w:rPr>
+      </w:pPr>
+      <w:r>
+        <w:rPr>
+          <w:rFonts w:ascii="Consolas" w:eastAsia="Times New Roman" w:hAnsi="Consolas" w:cs="Times New Roman"/>
+          <w:color w:val="4E5B61"/>
+          <w:sz w:val="21"/>
+          <w:szCs w:val="21"/>
+        </w:rPr>
+        <w:t># ===== Configurações MQTT =====</w:t>
+      </w:r>
+    </w:p>
+    <w:p>
+      <w:pPr>
+        <w:shd w:val="clear" w:color="auto" w:fill="FFFFFF"/>
+        <w:spacing w:after="0" w:line="285" w:lineRule="atLeast"/>
+        <w:jc w:val="left"/>
+        <w:rPr>
+          <w:rFonts w:ascii="Consolas" w:eastAsia="Times New Roman" w:hAnsi="Consolas" w:cs="Times New Roman"/>
+          <w:color w:val="4E5B61"/>
+          <w:sz w:val="21"/>
+          <w:szCs w:val="21"/>
+        </w:rPr>
+      </w:pPr>
+      <w:r>
+        <w:rPr>
+          <w:rFonts w:ascii="Consolas" w:eastAsia="Times New Roman" w:hAnsi="Consolas" w:cs="Times New Roman"/>
+          <w:color w:val="4E5B61"/>
+          <w:sz w:val="21"/>
+          <w:szCs w:val="21"/>
+        </w:rPr>
+        <w:t xml:space="preserve">BROKER        = </w:t>
+      </w:r>
+      <w:r>
+        <w:rPr>
+          <w:rFonts w:ascii="Consolas" w:eastAsia="Times New Roman" w:hAnsi="Consolas" w:cs="Times New Roman"/>
+          <w:color w:val="005C5F"/>
+          <w:sz w:val="21"/>
+          <w:szCs w:val="21"/>
+        </w:rPr>
+        <w:t>"test.mosquitto.org"</w:t>
+      </w:r>
+    </w:p>
+    <w:p>
+      <w:pPr>
+        <w:shd w:val="clear" w:color="auto" w:fill="FFFFFF"/>
+        <w:spacing w:after="0" w:line="285" w:lineRule="atLeast"/>
+        <w:jc w:val="left"/>
+        <w:rPr>
+          <w:rFonts w:ascii="Consolas" w:eastAsia="Times New Roman" w:hAnsi="Consolas" w:cs="Times New Roman"/>
+          <w:color w:val="4E5B61"/>
+          <w:sz w:val="21"/>
+          <w:szCs w:val="21"/>
+        </w:rPr>
+      </w:pPr>
+      <w:r>
+        <w:rPr>
+          <w:rFonts w:ascii="Consolas" w:eastAsia="Times New Roman" w:hAnsi="Consolas" w:cs="Times New Roman"/>
+          <w:color w:val="D35400"/>
+          <w:sz w:val="21"/>
+          <w:szCs w:val="21"/>
+        </w:rPr>
+        <w:t>#BROKER</w:t>
+      </w:r>
+      <w:r>
+        <w:rPr>
+          <w:rFonts w:ascii="Consolas" w:eastAsia="Times New Roman" w:hAnsi="Consolas" w:cs="Times New Roman"/>
+          <w:color w:val="4E5B61"/>
+          <w:sz w:val="21"/>
+          <w:szCs w:val="21"/>
+        </w:rPr>
+        <w:t xml:space="preserve">        = </w:t>
+      </w:r>
+      <w:r>
+        <w:rPr>
+          <w:rFonts w:ascii="Consolas" w:eastAsia="Times New Roman" w:hAnsi="Consolas" w:cs="Times New Roman"/>
+          <w:color w:val="005C5F"/>
+          <w:sz w:val="21"/>
+          <w:szCs w:val="21"/>
+        </w:rPr>
+        <w:t>"broker.hivemq.com"</w:t>
+      </w:r>
+    </w:p>
+    <w:p>
+      <w:pPr>
+        <w:shd w:val="clear" w:color="auto" w:fill="FFFFFF"/>
+        <w:spacing w:after="0" w:line="285" w:lineRule="atLeast"/>
+        <w:jc w:val="left"/>
+        <w:rPr>
+          <w:rFonts w:ascii="Consolas" w:eastAsia="Times New Roman" w:hAnsi="Consolas" w:cs="Times New Roman"/>
+          <w:color w:val="4E5B61"/>
+          <w:sz w:val="21"/>
+          <w:szCs w:val="21"/>
+        </w:rPr>
+      </w:pPr>
+      <w:r>
+        <w:rPr>
+          <w:rFonts w:ascii="Consolas" w:eastAsia="Times New Roman" w:hAnsi="Consolas" w:cs="Times New Roman"/>
+          <w:color w:val="4E5B61"/>
+          <w:sz w:val="21"/>
+          <w:szCs w:val="21"/>
+        </w:rPr>
+        <w:t xml:space="preserve">PORTA_MQTT    = </w:t>
+      </w:r>
+      <w:r>
+        <w:rPr>
+          <w:rFonts w:ascii="Consolas" w:eastAsia="Times New Roman" w:hAnsi="Consolas" w:cs="Times New Roman"/>
+          <w:color w:val="005C5F"/>
+          <w:sz w:val="21"/>
+          <w:szCs w:val="21"/>
+        </w:rPr>
+        <w:t>1883</w:t>
+      </w:r>
+    </w:p>
+    <w:p>
+      <w:pPr>
+        <w:shd w:val="clear" w:color="auto" w:fill="FFFFFF"/>
+        <w:spacing w:after="0" w:line="285" w:lineRule="atLeast"/>
+        <w:jc w:val="left"/>
+        <w:rPr>
+          <w:rFonts w:ascii="Consolas" w:eastAsia="Times New Roman" w:hAnsi="Consolas" w:cs="Times New Roman"/>
+          <w:color w:val="4E5B61"/>
+          <w:sz w:val="21"/>
+          <w:szCs w:val="21"/>
+        </w:rPr>
+      </w:pPr>
+    </w:p>
+    <w:p>
+      <w:r>
+        <w:t xml:space="preserve">Também, edite a nomenclatura dos Tópicos de Publicação e de Inscrição, renomeando os Tópicos de DL e UL de acordo com o programado no Gateway </w:t>
+      </w:r>
+      <w:proofErr w:type="spellStart"/>
+      <w:r>
+        <w:t>LoRa</w:t>
+      </w:r>
+      <w:proofErr w:type="spellEnd"/>
+      <w:r>
+        <w:t>, como o seu RA ou outra nomenclatura, como SOBRENOME de forma a evitar que mais um aluno realize Publicações e Inscrições no mesmo Tópico, o que poderá implicar em conflito de medidas, já que ambos estarão utilizando os mesmos Tópicos.</w:t>
+      </w:r>
+    </w:p>
+    <w:p>
+      <w:pPr>
+        <w:shd w:val="clear" w:color="auto" w:fill="FFFFFF"/>
+        <w:spacing w:after="0" w:line="285" w:lineRule="atLeast"/>
+        <w:jc w:val="left"/>
+        <w:rPr>
+          <w:rFonts w:ascii="Consolas" w:eastAsia="Times New Roman" w:hAnsi="Consolas" w:cs="Times New Roman"/>
+          <w:color w:val="4E5B61"/>
+          <w:sz w:val="21"/>
+          <w:szCs w:val="21"/>
+        </w:rPr>
+      </w:pPr>
+    </w:p>
+    <w:p>
+      <w:pPr>
+        <w:shd w:val="clear" w:color="auto" w:fill="FFFFFF"/>
+        <w:spacing w:after="0" w:line="285" w:lineRule="atLeast"/>
+        <w:jc w:val="left"/>
+        <w:rPr>
+          <w:rFonts w:ascii="Consolas" w:eastAsia="Times New Roman" w:hAnsi="Consolas" w:cs="Times New Roman"/>
+          <w:color w:val="4E5B61"/>
+          <w:sz w:val="21"/>
+          <w:szCs w:val="21"/>
+        </w:rPr>
+      </w:pPr>
+      <w:r>
+        <w:rPr>
+          <w:rFonts w:ascii="Consolas" w:eastAsia="Times New Roman" w:hAnsi="Consolas" w:cs="Times New Roman"/>
+          <w:color w:val="4E5B61"/>
+          <w:sz w:val="21"/>
+          <w:szCs w:val="21"/>
+        </w:rPr>
+        <w:t># MODIFIQUE O TOPIC_DL E TOPIC_UL de acordo com SEU_NOME</w:t>
+      </w:r>
+    </w:p>
+    <w:p>
+      <w:pPr>
+        <w:shd w:val="clear" w:color="auto" w:fill="FFFFFF"/>
+        <w:spacing w:after="0" w:line="285" w:lineRule="atLeast"/>
+        <w:jc w:val="left"/>
+        <w:rPr>
+          <w:rFonts w:ascii="Consolas" w:eastAsia="Times New Roman" w:hAnsi="Consolas" w:cs="Times New Roman"/>
+          <w:color w:val="4E5B61"/>
+          <w:sz w:val="21"/>
+          <w:szCs w:val="21"/>
+        </w:rPr>
+      </w:pPr>
+      <w:r>
+        <w:rPr>
+          <w:rFonts w:ascii="Consolas" w:eastAsia="Times New Roman" w:hAnsi="Consolas" w:cs="Times New Roman"/>
+          <w:color w:val="4E5B61"/>
+          <w:sz w:val="21"/>
+          <w:szCs w:val="21"/>
+        </w:rPr>
+        <w:t xml:space="preserve">TOPIC_DL      = </w:t>
+      </w:r>
+      <w:r>
+        <w:rPr>
+          <w:rFonts w:ascii="Consolas" w:eastAsia="Times New Roman" w:hAnsi="Consolas" w:cs="Times New Roman"/>
+          <w:color w:val="005C5F"/>
+          <w:sz w:val="21"/>
+          <w:szCs w:val="21"/>
+        </w:rPr>
+        <w:t>"</w:t>
+      </w:r>
+      <w:proofErr w:type="spellStart"/>
+      <w:r>
+        <w:rPr>
+          <w:rFonts w:ascii="Consolas" w:eastAsia="Times New Roman" w:hAnsi="Consolas" w:cs="Times New Roman"/>
+          <w:color w:val="005C5F"/>
+          <w:sz w:val="21"/>
+          <w:szCs w:val="21"/>
+        </w:rPr>
+        <w:t>mot_lora_mqtt_</w:t>
+      </w:r>
+      <w:r>
+        <w:rPr>
+          <w:rFonts w:ascii="Consolas" w:eastAsia="Times New Roman" w:hAnsi="Consolas" w:cs="Times New Roman"/>
+          <w:color w:val="005C5F"/>
+          <w:sz w:val="21"/>
+          <w:szCs w:val="21"/>
+        </w:rPr>
+        <w:t>SEU_RA</w:t>
+      </w:r>
+      <w:proofErr w:type="spellEnd"/>
+      <w:r>
+        <w:rPr>
+          <w:rFonts w:ascii="Consolas" w:eastAsia="Times New Roman" w:hAnsi="Consolas" w:cs="Times New Roman"/>
+          <w:color w:val="005C5F"/>
+          <w:sz w:val="21"/>
+          <w:szCs w:val="21"/>
+        </w:rPr>
+        <w:t>/gateway/</w:t>
+      </w:r>
+      <w:proofErr w:type="spellStart"/>
+      <w:r>
+        <w:rPr>
+          <w:rFonts w:ascii="Consolas" w:eastAsia="Times New Roman" w:hAnsi="Consolas" w:cs="Times New Roman"/>
+          <w:color w:val="005C5F"/>
+          <w:sz w:val="21"/>
+          <w:szCs w:val="21"/>
+        </w:rPr>
+        <w:t>downlink</w:t>
+      </w:r>
+      <w:proofErr w:type="spellEnd"/>
+      <w:r>
+        <w:rPr>
+          <w:rFonts w:ascii="Consolas" w:eastAsia="Times New Roman" w:hAnsi="Consolas" w:cs="Times New Roman"/>
+          <w:color w:val="005C5F"/>
+          <w:sz w:val="21"/>
+          <w:szCs w:val="21"/>
+        </w:rPr>
+        <w:t>"</w:t>
+      </w:r>
+    </w:p>
+    <w:p>
+      <w:pPr>
+        <w:shd w:val="clear" w:color="auto" w:fill="FFFFFF"/>
+        <w:spacing w:after="0" w:line="285" w:lineRule="atLeast"/>
+        <w:jc w:val="left"/>
+        <w:rPr>
+          <w:rFonts w:ascii="Consolas" w:eastAsia="Times New Roman" w:hAnsi="Consolas" w:cs="Times New Roman"/>
+          <w:color w:val="4E5B61"/>
+          <w:sz w:val="21"/>
+          <w:szCs w:val="21"/>
+        </w:rPr>
+      </w:pPr>
+      <w:r>
+        <w:rPr>
+          <w:rFonts w:ascii="Consolas" w:eastAsia="Times New Roman" w:hAnsi="Consolas" w:cs="Times New Roman"/>
+          <w:color w:val="4E5B61"/>
+          <w:sz w:val="21"/>
+          <w:szCs w:val="21"/>
+        </w:rPr>
+        <w:t xml:space="preserve">TOPIC_UL      = </w:t>
+      </w:r>
+      <w:r>
+        <w:rPr>
+          <w:rFonts w:ascii="Consolas" w:eastAsia="Times New Roman" w:hAnsi="Consolas" w:cs="Times New Roman"/>
+          <w:color w:val="005C5F"/>
+          <w:sz w:val="21"/>
+          <w:szCs w:val="21"/>
+        </w:rPr>
+        <w:t>"</w:t>
+      </w:r>
+      <w:proofErr w:type="spellStart"/>
+      <w:r>
+        <w:rPr>
+          <w:rFonts w:ascii="Consolas" w:eastAsia="Times New Roman" w:hAnsi="Consolas" w:cs="Times New Roman"/>
+          <w:color w:val="005C5F"/>
+          <w:sz w:val="21"/>
+          <w:szCs w:val="21"/>
+        </w:rPr>
+        <w:t>mot_lora_mqtt_</w:t>
+      </w:r>
+      <w:r>
+        <w:rPr>
+          <w:rFonts w:ascii="Consolas" w:eastAsia="Times New Roman" w:hAnsi="Consolas" w:cs="Times New Roman"/>
+          <w:color w:val="005C5F"/>
+          <w:sz w:val="21"/>
+          <w:szCs w:val="21"/>
+        </w:rPr>
+        <w:t>SEU_RA</w:t>
+      </w:r>
+      <w:proofErr w:type="spellEnd"/>
+      <w:r>
+        <w:rPr>
+          <w:rFonts w:ascii="Consolas" w:eastAsia="Times New Roman" w:hAnsi="Consolas" w:cs="Times New Roman"/>
+          <w:color w:val="005C5F"/>
+          <w:sz w:val="21"/>
+          <w:szCs w:val="21"/>
+        </w:rPr>
+        <w:t>/gateway/</w:t>
+      </w:r>
+      <w:proofErr w:type="spellStart"/>
+      <w:r>
+        <w:rPr>
+          <w:rFonts w:ascii="Consolas" w:eastAsia="Times New Roman" w:hAnsi="Consolas" w:cs="Times New Roman"/>
+          <w:color w:val="005C5F"/>
+          <w:sz w:val="21"/>
+          <w:szCs w:val="21"/>
+        </w:rPr>
+        <w:t>uplink</w:t>
+      </w:r>
+      <w:proofErr w:type="spellEnd"/>
+      <w:r>
+        <w:rPr>
+          <w:rFonts w:ascii="Consolas" w:eastAsia="Times New Roman" w:hAnsi="Consolas" w:cs="Times New Roman"/>
+          <w:color w:val="005C5F"/>
+          <w:sz w:val="21"/>
+          <w:szCs w:val="21"/>
+        </w:rPr>
+        <w:t>"</w:t>
+      </w:r>
+      <w:r>
+        <w:rPr>
+          <w:rFonts w:ascii="Consolas" w:eastAsia="Times New Roman" w:hAnsi="Consolas" w:cs="Times New Roman"/>
+          <w:color w:val="4E5B61"/>
+          <w:sz w:val="21"/>
+          <w:szCs w:val="21"/>
+        </w:rPr>
+        <w:t xml:space="preserve"> </w:t>
+      </w:r>
+    </w:p>
+    <w:p/>
+    <w:p>
+      <w:pPr>
+        <w:rPr>
+          <w:b/>
+        </w:rPr>
+      </w:pPr>
+      <w:r>
+        <w:rPr>
+          <w:b/>
+        </w:rPr>
+        <w:t xml:space="preserve">OBS.: </w:t>
+      </w:r>
+      <w:r>
+        <w:rPr>
+          <w:b/>
+        </w:rPr>
+        <w:t xml:space="preserve">Estas configurações devem ser as mesmas do Gateway </w:t>
+      </w:r>
+      <w:proofErr w:type="spellStart"/>
+      <w:r>
+        <w:rPr>
+          <w:b/>
+        </w:rPr>
+        <w:t>LoRa</w:t>
+      </w:r>
+      <w:proofErr w:type="spellEnd"/>
+      <w:r>
+        <w:rPr>
+          <w:b/>
+        </w:rPr>
+        <w:t xml:space="preserve"> MQTT</w:t>
+      </w:r>
+    </w:p>
+    <w:p>
+      <w:pPr>
+        <w:pStyle w:val="Ttulo2"/>
+        <w:numPr>
+          <w:ilvl w:val="1"/>
+          <w:numId w:val="16"/>
+        </w:numPr>
+        <w:tabs>
+          <w:tab w:val="left" w:pos="819"/>
+        </w:tabs>
+        <w:spacing w:before="0"/>
+      </w:pPr>
+      <w:r>
+        <w:lastRenderedPageBreak/>
+        <w:t>Fluxo d</w:t>
+      </w:r>
+      <w:r>
+        <w:t>os</w:t>
+      </w:r>
+      <w:r>
+        <w:t xml:space="preserve"> Pacotes de </w:t>
+      </w:r>
+      <w:proofErr w:type="spellStart"/>
+      <w:r>
+        <w:t>Uplinks</w:t>
+      </w:r>
+      <w:proofErr w:type="spellEnd"/>
+      <w:r>
+        <w:t xml:space="preserve"> - Subida</w:t>
+      </w:r>
+    </w:p>
+    <w:p>
+      <w:pPr>
+        <w:jc w:val="center"/>
+      </w:pPr>
+      <w:r>
+        <w:rPr>
+          <w:noProof/>
+        </w:rPr>
+        <w:drawing>
+          <wp:inline distT="0" distB="0" distL="0" distR="0">
+            <wp:extent cx="3009900" cy="3657600"/>
+            <wp:effectExtent l="0" t="0" r="0" b="0"/>
+            <wp:docPr id="14" name="Imagem 14"/>
+            <wp:cNvGraphicFramePr>
+              <a:graphicFrameLocks xmlns:a="http://schemas.openxmlformats.org/drawingml/2006/main" noChangeAspect="1"/>
+            </wp:cNvGraphicFramePr>
+            <a:graphic xmlns:a="http://schemas.openxmlformats.org/drawingml/2006/main">
+              <a:graphicData uri="http://schemas.openxmlformats.org/drawingml/2006/picture">
+                <pic:pic xmlns:pic="http://schemas.openxmlformats.org/drawingml/2006/picture">
+                  <pic:nvPicPr>
+                    <pic:cNvPr id="0" name="Picture 31"/>
+                    <pic:cNvPicPr>
+                      <a:picLocks noChangeAspect="1" noChangeArrowheads="1"/>
+                    </pic:cNvPicPr>
+                  </pic:nvPicPr>
+                  <pic:blipFill>
+                    <a:blip r:embed="rId16">
+                      <a:extLst>
+                        <a:ext uri="{28A0092B-C50C-407E-A947-70E740481C1C}">
+                          <a14:useLocalDpi xmlns:a14="http://schemas.microsoft.com/office/drawing/2010/main" val="0"/>
+                        </a:ext>
+                      </a:extLst>
+                    </a:blip>
+                    <a:srcRect/>
+                    <a:stretch>
+                      <a:fillRect/>
+                    </a:stretch>
+                  </pic:blipFill>
+                  <pic:spPr bwMode="auto">
+                    <a:xfrm>
+                      <a:off x="0" y="0"/>
+                      <a:ext cx="3009900" cy="3657600"/>
+                    </a:xfrm>
+                    <a:prstGeom prst="rect">
+                      <a:avLst/>
+                    </a:prstGeom>
+                    <a:noFill/>
+                    <a:ln>
+                      <a:noFill/>
+                    </a:ln>
+                  </pic:spPr>
+                </pic:pic>
+              </a:graphicData>
+            </a:graphic>
+          </wp:inline>
+        </w:drawing>
+      </w:r>
+    </w:p>
+    <w:p>
+      <w:bookmarkStart w:id="4" w:name="_jvirztgyi3sa" w:colFirst="0" w:colLast="0"/>
+      <w:bookmarkEnd w:id="4"/>
+    </w:p>
+    <w:p>
+      <w:r>
+        <w:t xml:space="preserve">Assim como no Framework Básico, os Pacotes de </w:t>
+      </w:r>
+      <w:proofErr w:type="spellStart"/>
+      <w:r>
+        <w:t>Uplink</w:t>
+      </w:r>
+      <w:proofErr w:type="spellEnd"/>
+      <w:r>
+        <w:t xml:space="preserve"> (Subida) são montados</w:t>
+      </w:r>
+      <w:r>
+        <w:t xml:space="preserve"> </w:t>
+      </w:r>
+      <w:r>
+        <w:t xml:space="preserve">via protocolo </w:t>
+      </w:r>
+      <w:proofErr w:type="spellStart"/>
+      <w:r>
+        <w:t>MoT</w:t>
+      </w:r>
+      <w:proofErr w:type="spellEnd"/>
+      <w:r>
+        <w:t xml:space="preserve"> pel</w:t>
+      </w:r>
+      <w:r>
+        <w:t xml:space="preserve">o Nó Sensor e </w:t>
+      </w:r>
+      <w:r>
+        <w:t xml:space="preserve">são transmitidos ao Gateway via rede </w:t>
+      </w:r>
+      <w:proofErr w:type="spellStart"/>
+      <w:r>
+        <w:t>LoRa</w:t>
+      </w:r>
+      <w:proofErr w:type="spellEnd"/>
+      <w:r>
+        <w:t>, com os seguintes dados:</w:t>
+      </w:r>
+    </w:p>
+    <w:p>
+      <w:r>
+        <w:t>- Valor da medida de luminosidade (LDR) – Camada de Aplicação;</w:t>
+      </w:r>
+    </w:p>
+    <w:p>
+      <w:r>
+        <w:t xml:space="preserve">- Contadores de </w:t>
+      </w:r>
+      <w:proofErr w:type="spellStart"/>
+      <w:r>
+        <w:t>Downlink</w:t>
+      </w:r>
+      <w:proofErr w:type="spellEnd"/>
+      <w:r>
+        <w:t xml:space="preserve"> e </w:t>
+      </w:r>
+      <w:proofErr w:type="spellStart"/>
+      <w:r>
+        <w:t>Uplink</w:t>
+      </w:r>
+      <w:proofErr w:type="spellEnd"/>
+      <w:r>
+        <w:t xml:space="preserve"> – Camada de Transporte;</w:t>
+      </w:r>
+    </w:p>
+    <w:p>
+      <w:r>
+        <w:t>- Endereçamento do Nó Sensor e Gateway – Camada de Rede;</w:t>
+      </w:r>
+    </w:p>
+    <w:p>
+      <w:r>
+        <w:t>- Nível de Bateria (caso implementado) - Camada MAC;</w:t>
+      </w:r>
+    </w:p>
+    <w:p>
+      <w:r>
+        <w:t>- Valores medidos de RSSI e SNR do Pacote DL – Camada Física;</w:t>
+      </w:r>
+    </w:p>
+    <w:p/>
+    <w:p/>
+    <w:p/>
+    <w:p/>
+    <w:p>
+      <w:r>
+        <w:rPr>
+          <w:noProof/>
+        </w:rPr>
+        <w:drawing>
+          <wp:inline distT="0" distB="0" distL="0" distR="0">
+            <wp:extent cx="5400675" cy="2200275"/>
+            <wp:effectExtent l="0" t="0" r="9525" b="9525"/>
+            <wp:docPr id="18" name="Imagem 18"/>
+            <wp:cNvGraphicFramePr>
+              <a:graphicFrameLocks xmlns:a="http://schemas.openxmlformats.org/drawingml/2006/main" noChangeAspect="1"/>
+            </wp:cNvGraphicFramePr>
+            <a:graphic xmlns:a="http://schemas.openxmlformats.org/drawingml/2006/main">
+              <a:graphicData uri="http://schemas.openxmlformats.org/drawingml/2006/picture">
+                <pic:pic xmlns:pic="http://schemas.openxmlformats.org/drawingml/2006/picture">
+                  <pic:nvPicPr>
+                    <pic:cNvPr id="0" name="Picture 34"/>
+                    <pic:cNvPicPr>
+                      <a:picLocks noChangeAspect="1" noChangeArrowheads="1"/>
+                    </pic:cNvPicPr>
+                  </pic:nvPicPr>
+                  <pic:blipFill>
+                    <a:blip r:embed="rId17">
+                      <a:extLst>
+                        <a:ext uri="{28A0092B-C50C-407E-A947-70E740481C1C}">
+                          <a14:useLocalDpi xmlns:a14="http://schemas.microsoft.com/office/drawing/2010/main" val="0"/>
+                        </a:ext>
+                      </a:extLst>
+                    </a:blip>
+                    <a:srcRect/>
+                    <a:stretch>
+                      <a:fillRect/>
+                    </a:stretch>
+                  </pic:blipFill>
+                  <pic:spPr bwMode="auto">
+                    <a:xfrm>
+                      <a:off x="0" y="0"/>
+                      <a:ext cx="5400675" cy="2200275"/>
+                    </a:xfrm>
+                    <a:prstGeom prst="rect">
+                      <a:avLst/>
+                    </a:prstGeom>
+                    <a:noFill/>
+                    <a:ln>
+                      <a:noFill/>
+                    </a:ln>
+                  </pic:spPr>
+                </pic:pic>
+              </a:graphicData>
+            </a:graphic>
+          </wp:inline>
+        </w:drawing>
+      </w:r>
+    </w:p>
+    <w:p/>
+    <w:p>
+      <w:r>
+        <w:t>Os</w:t>
+      </w:r>
+      <w:r>
+        <w:t xml:space="preserve"> Pacote</w:t>
+      </w:r>
+      <w:r>
+        <w:t>s</w:t>
+      </w:r>
+      <w:r>
+        <w:t xml:space="preserve"> de </w:t>
+      </w:r>
+      <w:proofErr w:type="spellStart"/>
+      <w:r>
+        <w:t>Uplink</w:t>
+      </w:r>
+      <w:proofErr w:type="spellEnd"/>
+      <w:r>
+        <w:t xml:space="preserve">, </w:t>
+      </w:r>
+      <w:r>
+        <w:t xml:space="preserve">transmitidos pelo Nó Sensor </w:t>
+      </w:r>
+      <w:proofErr w:type="spellStart"/>
+      <w:r>
+        <w:t>LoRa</w:t>
+      </w:r>
+      <w:proofErr w:type="spellEnd"/>
+      <w:r>
+        <w:t xml:space="preserve">, são recebidos e processados pelo Gateway </w:t>
+      </w:r>
+      <w:proofErr w:type="spellStart"/>
+      <w:r>
+        <w:t>LoRa</w:t>
+      </w:r>
+      <w:proofErr w:type="spellEnd"/>
+      <w:r>
+        <w:t xml:space="preserve"> MQTT, que </w:t>
+      </w:r>
+      <w:r>
+        <w:t>executa as seguintes funções:</w:t>
+      </w:r>
+    </w:p>
+    <w:p>
+      <w:r>
+        <w:t>- Conecta</w:t>
+      </w:r>
+      <w:r>
+        <w:t>-se</w:t>
+      </w:r>
+      <w:r>
+        <w:t xml:space="preserve"> a um </w:t>
+      </w:r>
+      <w:proofErr w:type="spellStart"/>
+      <w:r>
+        <w:t>Broker</w:t>
+      </w:r>
+      <w:proofErr w:type="spellEnd"/>
+      <w:r>
+        <w:t xml:space="preserve"> MQTT via rede Wi-Fi com acesso </w:t>
+      </w:r>
+      <w:r>
+        <w:t>à</w:t>
+      </w:r>
+      <w:r>
+        <w:t xml:space="preserve"> Internet;</w:t>
+      </w:r>
+    </w:p>
+    <w:p>
+      <w:r>
+        <w:t xml:space="preserve">- Faz a recepção via rede </w:t>
+      </w:r>
+      <w:proofErr w:type="spellStart"/>
+      <w:r>
+        <w:t>Lora</w:t>
+      </w:r>
+      <w:proofErr w:type="spellEnd"/>
+      <w:r>
+        <w:t xml:space="preserve"> </w:t>
+      </w:r>
+      <w:r>
+        <w:t xml:space="preserve">e armazena </w:t>
+      </w:r>
+      <w:r>
+        <w:t xml:space="preserve">o novo Pacote de </w:t>
+      </w:r>
+      <w:proofErr w:type="spellStart"/>
+      <w:r>
+        <w:t>Uplink</w:t>
+      </w:r>
+      <w:proofErr w:type="spellEnd"/>
+      <w:r>
+        <w:t>;</w:t>
+      </w:r>
+    </w:p>
+    <w:p>
+      <w:r>
+        <w:t>- A</w:t>
+      </w:r>
+      <w:r>
+        <w:t xml:space="preserve">diciona os valores medidos de RSSI e SNR </w:t>
+      </w:r>
+      <w:r>
+        <w:t xml:space="preserve">ao Pacote de </w:t>
+      </w:r>
+      <w:proofErr w:type="spellStart"/>
+      <w:r>
+        <w:t>Uplink</w:t>
+      </w:r>
+      <w:proofErr w:type="spellEnd"/>
+      <w:r>
+        <w:t>;</w:t>
+      </w:r>
+    </w:p>
+    <w:p>
+      <w:r>
+        <w:t xml:space="preserve">- Monta o Pacote de </w:t>
+      </w:r>
+      <w:proofErr w:type="spellStart"/>
+      <w:r>
+        <w:t>Uplink</w:t>
+      </w:r>
+      <w:proofErr w:type="spellEnd"/>
+      <w:r>
+        <w:t xml:space="preserve"> via protocolo </w:t>
+      </w:r>
+      <w:proofErr w:type="spellStart"/>
+      <w:r>
+        <w:t>MoT</w:t>
+      </w:r>
+      <w:proofErr w:type="spellEnd"/>
+      <w:r>
+        <w:t xml:space="preserve"> </w:t>
+      </w:r>
+      <w:r>
+        <w:t xml:space="preserve">como </w:t>
+      </w:r>
+      <w:proofErr w:type="spellStart"/>
+      <w:r>
+        <w:t>Payload</w:t>
+      </w:r>
+      <w:proofErr w:type="spellEnd"/>
+      <w:r>
+        <w:t xml:space="preserve"> d</w:t>
+      </w:r>
+      <w:r>
+        <w:t>o</w:t>
+      </w:r>
+      <w:r>
+        <w:t xml:space="preserve"> Tópico de </w:t>
+      </w:r>
+      <w:proofErr w:type="spellStart"/>
+      <w:r>
+        <w:t>Uplink</w:t>
+      </w:r>
+      <w:proofErr w:type="spellEnd"/>
+      <w:r>
+        <w:t xml:space="preserve"> TOPIC_UL </w:t>
+      </w:r>
+      <w:r>
+        <w:t xml:space="preserve">e o </w:t>
+      </w:r>
+      <w:proofErr w:type="spellStart"/>
+      <w:r>
+        <w:t>publica</w:t>
+      </w:r>
+      <w:proofErr w:type="spellEnd"/>
+      <w:r>
+        <w:t xml:space="preserve"> n</w:t>
+      </w:r>
+      <w:r>
+        <w:t xml:space="preserve">o </w:t>
+      </w:r>
+      <w:proofErr w:type="spellStart"/>
+      <w:r>
+        <w:t>Broker</w:t>
+      </w:r>
+      <w:proofErr w:type="spellEnd"/>
+      <w:r>
+        <w:t>;</w:t>
+      </w:r>
+    </w:p>
+    <w:p>
+      <w:r>
+        <w:t xml:space="preserve">- Recebe ACK (confirmação da publicação) do </w:t>
+      </w:r>
+      <w:proofErr w:type="spellStart"/>
+      <w:r>
+        <w:t>broker</w:t>
+      </w:r>
+      <w:proofErr w:type="spellEnd"/>
+      <w:r>
+        <w:t xml:space="preserve"> MQTT</w:t>
+      </w:r>
+      <w:r>
+        <w:t xml:space="preserve"> (</w:t>
+      </w:r>
+      <w:proofErr w:type="spellStart"/>
+      <w:r>
+        <w:t>QoS</w:t>
+      </w:r>
+      <w:proofErr w:type="spellEnd"/>
+      <w:r>
+        <w:t xml:space="preserve"> 1)</w:t>
+      </w:r>
+      <w:r>
+        <w:t>;</w:t>
+      </w:r>
+    </w:p>
+    <w:p/>
+    <w:p>
+      <w:r>
+        <w:rPr>
+          <w:noProof/>
+        </w:rPr>
+        <w:lastRenderedPageBreak/>
+        <w:drawing>
+          <wp:inline distT="0" distB="0" distL="0" distR="0">
+            <wp:extent cx="5410200" cy="3152775"/>
+            <wp:effectExtent l="0" t="0" r="0" b="9525"/>
+            <wp:docPr id="19" name="Imagem 19"/>
+            <wp:cNvGraphicFramePr>
+              <a:graphicFrameLocks xmlns:a="http://schemas.openxmlformats.org/drawingml/2006/main" noChangeAspect="1"/>
+            </wp:cNvGraphicFramePr>
+            <a:graphic xmlns:a="http://schemas.openxmlformats.org/drawingml/2006/main">
+              <a:graphicData uri="http://schemas.openxmlformats.org/drawingml/2006/picture">
+                <pic:pic xmlns:pic="http://schemas.openxmlformats.org/drawingml/2006/picture">
+                  <pic:nvPicPr>
+                    <pic:cNvPr id="0" name="Picture 35"/>
+                    <pic:cNvPicPr>
+                      <a:picLocks noChangeAspect="1" noChangeArrowheads="1"/>
+                    </pic:cNvPicPr>
+                  </pic:nvPicPr>
+                  <pic:blipFill>
+                    <a:blip r:embed="rId18">
+                      <a:extLst>
+                        <a:ext uri="{28A0092B-C50C-407E-A947-70E740481C1C}">
+                          <a14:useLocalDpi xmlns:a14="http://schemas.microsoft.com/office/drawing/2010/main" val="0"/>
+                        </a:ext>
+                      </a:extLst>
+                    </a:blip>
+                    <a:srcRect/>
+                    <a:stretch>
+                      <a:fillRect/>
+                    </a:stretch>
+                  </pic:blipFill>
+                  <pic:spPr bwMode="auto">
+                    <a:xfrm>
+                      <a:off x="0" y="0"/>
+                      <a:ext cx="5410200" cy="3152775"/>
+                    </a:xfrm>
+                    <a:prstGeom prst="rect">
+                      <a:avLst/>
+                    </a:prstGeom>
+                    <a:noFill/>
+                    <a:ln>
+                      <a:noFill/>
+                    </a:ln>
+                  </pic:spPr>
+                </pic:pic>
+              </a:graphicData>
+            </a:graphic>
+          </wp:inline>
+        </w:drawing>
+      </w:r>
+    </w:p>
+    <w:p>
+      <w:r>
+        <w:t>O</w:t>
+      </w:r>
+      <w:r>
+        <w:t xml:space="preserve"> Tópico de </w:t>
+      </w:r>
+      <w:proofErr w:type="spellStart"/>
+      <w:r>
+        <w:t>Uplink</w:t>
+      </w:r>
+      <w:proofErr w:type="spellEnd"/>
+      <w:r>
+        <w:t xml:space="preserve"> TOPIC_UL </w:t>
+      </w:r>
+      <w:r>
+        <w:t xml:space="preserve">publicado pelo </w:t>
+      </w:r>
+      <w:r>
+        <w:t xml:space="preserve">Gateway </w:t>
+      </w:r>
+      <w:proofErr w:type="spellStart"/>
+      <w:r>
+        <w:t>LoRa</w:t>
+      </w:r>
+      <w:proofErr w:type="spellEnd"/>
+      <w:r>
+        <w:t xml:space="preserve"> MQTT contendo em seu </w:t>
+      </w:r>
+      <w:proofErr w:type="spellStart"/>
+      <w:r>
+        <w:t>payload</w:t>
+      </w:r>
+      <w:proofErr w:type="spellEnd"/>
+      <w:r>
+        <w:t xml:space="preserve"> o conteúdo o próprio </w:t>
+      </w:r>
+      <w:proofErr w:type="spellStart"/>
+      <w:r>
+        <w:t>Pacote_UL</w:t>
+      </w:r>
+      <w:proofErr w:type="spellEnd"/>
+      <w:r>
+        <w:t>, é então disponibilizad</w:t>
+      </w:r>
+      <w:r>
+        <w:t>o</w:t>
+      </w:r>
+      <w:r>
+        <w:t xml:space="preserve"> pelo </w:t>
+      </w:r>
+      <w:proofErr w:type="spellStart"/>
+      <w:r>
+        <w:t>Broker</w:t>
+      </w:r>
+      <w:proofErr w:type="spellEnd"/>
+      <w:r>
+        <w:t xml:space="preserve"> MQTT neste Tópico aos clientes MQTT inscritos neste Tópico.</w:t>
+      </w:r>
+    </w:p>
+    <w:p>
+      <w:r>
+        <w:t xml:space="preserve">O Nível 2-3 (Python) do Framework, deverá estar conectado ao </w:t>
+      </w:r>
+      <w:proofErr w:type="spellStart"/>
+      <w:r>
+        <w:t>Broker</w:t>
+      </w:r>
+      <w:proofErr w:type="spellEnd"/>
+      <w:r>
+        <w:t xml:space="preserve"> como seu cliente MQTT, e inscrito neste Tópico </w:t>
+      </w:r>
+      <w:proofErr w:type="spellStart"/>
+      <w:r>
+        <w:t>Pacote_UL</w:t>
+      </w:r>
+      <w:proofErr w:type="spellEnd"/>
+      <w:r>
+        <w:t>, para que tenha a permissão de realizar a</w:t>
+      </w:r>
+      <w:r>
+        <w:t xml:space="preserve"> sua</w:t>
+      </w:r>
+      <w:r>
+        <w:t xml:space="preserve"> leitura.</w:t>
+      </w:r>
+    </w:p>
+    <w:p>
+      <w:r>
+        <w:t>Após lido</w:t>
+      </w:r>
+      <w:r>
+        <w:t xml:space="preserve"> o</w:t>
+      </w:r>
+      <w:r>
+        <w:t xml:space="preserve"> </w:t>
+      </w:r>
+      <w:r>
+        <w:t xml:space="preserve">Tópico </w:t>
+      </w:r>
+      <w:proofErr w:type="spellStart"/>
+      <w:r>
+        <w:t>Pacote_UL</w:t>
+      </w:r>
+      <w:proofErr w:type="spellEnd"/>
+      <w:r>
+        <w:t xml:space="preserve">, o </w:t>
+      </w:r>
+      <w:r>
+        <w:t>Nível 2-3</w:t>
+      </w:r>
+      <w:r>
+        <w:t xml:space="preserve"> extrai </w:t>
+      </w:r>
+      <w:r>
+        <w:t>d</w:t>
+      </w:r>
+      <w:r>
+        <w:t xml:space="preserve">o </w:t>
+      </w:r>
+      <w:proofErr w:type="spellStart"/>
+      <w:r>
+        <w:t>payload</w:t>
+      </w:r>
+      <w:proofErr w:type="spellEnd"/>
+      <w:r>
+        <w:t>, e o decodifica e armazena o Pacote UL no Nível 4 do framework (dados brutos).</w:t>
+      </w:r>
+    </w:p>
+    <w:p>
+      <w:r>
+        <w:t xml:space="preserve">À partir deste processo de armazenamento, o Framework segue processando os dados </w:t>
+      </w:r>
+      <w:bookmarkStart w:id="5" w:name="_GoBack"/>
+      <w:bookmarkEnd w:id="5"/>
+      <w:r>
+        <w:t xml:space="preserve">brutos pelo Nível 5, e o Nível 6 realiza a exibição dos dados processados pelo </w:t>
+      </w:r>
+      <w:proofErr w:type="spellStart"/>
+      <w:r>
+        <w:t>Nivel</w:t>
+      </w:r>
+      <w:proofErr w:type="spellEnd"/>
+      <w:r>
+        <w:t xml:space="preserve"> 5, armazenados também no </w:t>
+      </w:r>
+      <w:proofErr w:type="spellStart"/>
+      <w:r>
+        <w:t>Nivel</w:t>
+      </w:r>
+      <w:proofErr w:type="spellEnd"/>
+      <w:r>
+        <w:t xml:space="preserve"> 4, exatamente como no Framework Básico.</w:t>
+      </w:r>
+    </w:p>
+    <w:p>
+      <w:pPr>
+        <w:tabs>
+          <w:tab w:val="left" w:pos="819"/>
+        </w:tabs>
+        <w:rPr>
+          <w:rFonts w:ascii="Roboto" w:eastAsia="Roboto" w:hAnsi="Roboto" w:cs="Roboto"/>
+          <w:sz w:val="21"/>
+          <w:szCs w:val="21"/>
+        </w:rPr>
+      </w:pPr>
+    </w:p>
+    <w:p>
+      <w:pPr>
+        <w:tabs>
+          <w:tab w:val="left" w:pos="819"/>
+        </w:tabs>
+        <w:rPr>
+          <w:rFonts w:ascii="Roboto" w:eastAsia="Roboto" w:hAnsi="Roboto" w:cs="Roboto"/>
+          <w:sz w:val="21"/>
+          <w:szCs w:val="21"/>
+        </w:rPr>
+      </w:pPr>
+    </w:p>
+    <w:p>
+      <w:pPr>
+        <w:pStyle w:val="Ttulo2"/>
+        <w:numPr>
+          <w:ilvl w:val="1"/>
+          <w:numId w:val="16"/>
+        </w:numPr>
+        <w:tabs>
+          <w:tab w:val="left" w:pos="819"/>
+        </w:tabs>
+        <w:spacing w:before="0"/>
+      </w:pPr>
+      <w:r>
+        <w:lastRenderedPageBreak/>
+        <w:t xml:space="preserve">Fluxo dos Pacotes de </w:t>
+      </w:r>
+      <w:proofErr w:type="spellStart"/>
+      <w:r>
+        <w:t>Downlink</w:t>
+      </w:r>
+      <w:proofErr w:type="spellEnd"/>
+      <w:r>
+        <w:t xml:space="preserve"> - </w:t>
+      </w:r>
+      <w:r>
+        <w:t>Desci</w:t>
+      </w:r>
+      <w:r>
+        <w:t>da</w:t>
+      </w:r>
+    </w:p>
+    <w:p>
+      <w:pPr>
+        <w:jc w:val="center"/>
+      </w:pPr>
+      <w:r>
+        <w:rPr>
+          <w:noProof/>
+        </w:rPr>
+        <w:drawing>
+          <wp:inline distT="0" distB="0" distL="0" distR="0">
+            <wp:extent cx="5400675" cy="3381375"/>
+            <wp:effectExtent l="0" t="0" r="9525" b="9525"/>
+            <wp:docPr id="22" name="Imagem 22"/>
+            <wp:cNvGraphicFramePr>
+              <a:graphicFrameLocks xmlns:a="http://schemas.openxmlformats.org/drawingml/2006/main" noChangeAspect="1"/>
+            </wp:cNvGraphicFramePr>
+            <a:graphic xmlns:a="http://schemas.openxmlformats.org/drawingml/2006/main">
+              <a:graphicData uri="http://schemas.openxmlformats.org/drawingml/2006/picture">
+                <pic:pic xmlns:pic="http://schemas.openxmlformats.org/drawingml/2006/picture">
+                  <pic:nvPicPr>
+                    <pic:cNvPr id="0" name="Picture 37"/>
+                    <pic:cNvPicPr>
+                      <a:picLocks noChangeAspect="1" noChangeArrowheads="1"/>
+                    </pic:cNvPicPr>
+                  </pic:nvPicPr>
+                  <pic:blipFill>
+                    <a:blip r:embed="rId19">
+                      <a:extLst>
+                        <a:ext uri="{28A0092B-C50C-407E-A947-70E740481C1C}">
+                          <a14:useLocalDpi xmlns:a14="http://schemas.microsoft.com/office/drawing/2010/main" val="0"/>
+                        </a:ext>
+                      </a:extLst>
+                    </a:blip>
+                    <a:srcRect/>
+                    <a:stretch>
+                      <a:fillRect/>
+                    </a:stretch>
+                  </pic:blipFill>
+                  <pic:spPr bwMode="auto">
+                    <a:xfrm>
+                      <a:off x="0" y="0"/>
+                      <a:ext cx="5400675" cy="3381375"/>
+                    </a:xfrm>
+                    <a:prstGeom prst="rect">
+                      <a:avLst/>
+                    </a:prstGeom>
+                    <a:noFill/>
+                    <a:ln>
+                      <a:noFill/>
+                    </a:ln>
+                  </pic:spPr>
+                </pic:pic>
+              </a:graphicData>
+            </a:graphic>
+          </wp:inline>
+        </w:drawing>
+      </w:r>
+    </w:p>
+    <w:p/>
+    <w:p/>
+    <w:p>
+      <w:r>
+        <w:rPr>
+          <w:noProof/>
+        </w:rPr>
+        <w:drawing>
+          <wp:inline distT="0" distB="0" distL="0" distR="0">
+            <wp:extent cx="5410200" cy="2114550"/>
+            <wp:effectExtent l="0" t="0" r="0" b="0"/>
+            <wp:docPr id="25" name="Imagem 25"/>
+            <wp:cNvGraphicFramePr>
+              <a:graphicFrameLocks xmlns:a="http://schemas.openxmlformats.org/drawingml/2006/main" noChangeAspect="1"/>
+            </wp:cNvGraphicFramePr>
+            <a:graphic xmlns:a="http://schemas.openxmlformats.org/drawingml/2006/main">
+              <a:graphicData uri="http://schemas.openxmlformats.org/drawingml/2006/picture">
+                <pic:pic xmlns:pic="http://schemas.openxmlformats.org/drawingml/2006/picture">
+                  <pic:nvPicPr>
+                    <pic:cNvPr id="0" name="Picture 40"/>
+                    <pic:cNvPicPr>
+                      <a:picLocks noChangeAspect="1" noChangeArrowheads="1"/>
+                    </pic:cNvPicPr>
+                  </pic:nvPicPr>
+                  <pic:blipFill>
+                    <a:blip r:embed="rId20">
+                      <a:extLst>
+                        <a:ext uri="{28A0092B-C50C-407E-A947-70E740481C1C}">
+                          <a14:useLocalDpi xmlns:a14="http://schemas.microsoft.com/office/drawing/2010/main" val="0"/>
+                        </a:ext>
+                      </a:extLst>
+                    </a:blip>
+                    <a:srcRect/>
+                    <a:stretch>
+                      <a:fillRect/>
+                    </a:stretch>
+                  </pic:blipFill>
+                  <pic:spPr bwMode="auto">
+                    <a:xfrm>
+                      <a:off x="0" y="0"/>
+                      <a:ext cx="5410200" cy="2114550"/>
+                    </a:xfrm>
+                    <a:prstGeom prst="rect">
+                      <a:avLst/>
+                    </a:prstGeom>
+                    <a:noFill/>
+                    <a:ln>
+                      <a:noFill/>
+                    </a:ln>
+                  </pic:spPr>
+                </pic:pic>
+              </a:graphicData>
+            </a:graphic>
+          </wp:inline>
+        </w:drawing>
+      </w:r>
+    </w:p>
+    <w:p/>
+    <w:p/>
+    <w:p>
+      <w:pPr>
+        <w:tabs>
+          <w:tab w:val="left" w:pos="819"/>
+        </w:tabs>
+        <w:rPr>
+          <w:rFonts w:ascii="Roboto" w:eastAsia="Roboto" w:hAnsi="Roboto" w:cs="Roboto"/>
+          <w:sz w:val="21"/>
+          <w:szCs w:val="21"/>
+        </w:rPr>
+      </w:pPr>
+    </w:p>
+    <w:p>
+      <w:pPr>
+        <w:pStyle w:val="Ttulo2"/>
+        <w:numPr>
+          <w:ilvl w:val="1"/>
+          <w:numId w:val="16"/>
+        </w:numPr>
+        <w:tabs>
+          <w:tab w:val="left" w:pos="819"/>
+        </w:tabs>
+        <w:spacing w:before="0"/>
+      </w:pPr>
       <w:bookmarkStart w:id="6" w:name="_d7fn6ofvtjv" w:colFirst="0" w:colLast="0"/>
       <w:bookmarkStart w:id="7" w:name="_Toc234676312"/>
       <w:bookmarkEnd w:id="6"/>
       <w:r>
+        <w:lastRenderedPageBreak/>
         <w:t xml:space="preserve">Nível 1 – Firmware do Nó Sensor </w:t>
       </w:r>
       <w:proofErr w:type="spellStart"/>
@@ -3239,7 +6143,7 @@
                     <pic:cNvPicPr preferRelativeResize="0"/>
                   </pic:nvPicPr>
                   <pic:blipFill>
-                    <a:blip r:embed="rId13"/>
+                    <a:blip r:embed="rId21"/>
                     <a:srcRect/>
                     <a:stretch>
                       <a:fillRect/>
@@ -3335,7 +6239,7 @@
                     <pic:cNvPicPr preferRelativeResize="0"/>
                   </pic:nvPicPr>
                   <pic:blipFill>
-                    <a:blip r:embed="rId14"/>
+                    <a:blip r:embed="rId22"/>
                     <a:srcRect/>
                     <a:stretch>
                       <a:fillRect/>
@@ -3376,7 +6280,7 @@
       <w:r>
         <w:t>BROKER        = "</w:t>
       </w:r>
-      <w:hyperlink r:id="rId15">
+      <w:hyperlink r:id="rId23">
         <w:r>
           <w:rPr>
             <w:color w:val="1155CC"/>
@@ -3458,7 +6362,6 @@
         <w:rPr>
           <w:noProof/>
         </w:rPr>
-        <w:lastRenderedPageBreak/>
         <w:drawing>
           <wp:inline distT="0" distB="0" distL="0" distR="0" wp14:anchorId="296F72FB" wp14:editId="339ABD6F">
             <wp:extent cx="5408930" cy="1769110"/>
@@ -3473,7 +6376,7 @@
                     <pic:cNvPicPr preferRelativeResize="0"/>
                   </pic:nvPicPr>
                   <pic:blipFill>
-                    <a:blip r:embed="rId16"/>
+                    <a:blip r:embed="rId24"/>
                     <a:srcRect/>
                     <a:stretch>
                       <a:fillRect/>
@@ -3546,6 +6449,7 @@
         <w:rPr>
           <w:noProof/>
         </w:rPr>
+        <w:lastRenderedPageBreak/>
         <w:drawing>
           <wp:inline distT="0" distB="0" distL="0" distR="0" wp14:anchorId="52621248" wp14:editId="17642E86">
             <wp:extent cx="5408930" cy="1374775"/>
@@ -3560,7 +6464,7 @@
                     <pic:cNvPicPr preferRelativeResize="0"/>
                   </pic:nvPicPr>
                   <pic:blipFill>
-                    <a:blip r:embed="rId17"/>
+                    <a:blip r:embed="rId25"/>
                     <a:srcRect/>
                     <a:stretch>
                       <a:fillRect/>
@@ -3655,68 +6559,68 @@
     </w:p>
     <w:p>
       <w:r>
+        <w:t xml:space="preserve">Aqui, cada aluno deve modificar a nomenclatura dos Tópicos DL e UL a serem publicados e lidos no </w:t>
+      </w:r>
+      <w:proofErr w:type="spellStart"/>
+      <w:r>
+        <w:t>Broker</w:t>
+      </w:r>
+      <w:proofErr w:type="spellEnd"/>
+      <w:r>
+        <w:t xml:space="preserve"> MQTT.</w:t>
+      </w:r>
+    </w:p>
+    <w:p/>
+    <w:p>
+      <w:r>
+        <w:t xml:space="preserve">O </w:t>
+      </w:r>
+      <w:proofErr w:type="spellStart"/>
+      <w:r>
+        <w:t>Broker</w:t>
+      </w:r>
+      <w:proofErr w:type="spellEnd"/>
+      <w:r>
+        <w:t xml:space="preserve"> MQTT público utilizado para as publicações é o HIVEQM:</w:t>
+      </w:r>
+    </w:p>
+    <w:p/>
+    <w:p>
+      <w:r>
+        <w:t>BROKER        = "broker.hivemq.com"</w:t>
+      </w:r>
+    </w:p>
+    <w:p>
+      <w:r>
+        <w:t>PORTA_MQTT    = 1883</w:t>
+      </w:r>
+    </w:p>
+    <w:p/>
+    <w:p>
+      <w:r>
+        <w:t xml:space="preserve">Modificar/Alterar os Tópicos de publicações no </w:t>
+      </w:r>
+      <w:proofErr w:type="spellStart"/>
+      <w:r>
+        <w:t>Broker</w:t>
+      </w:r>
+      <w:proofErr w:type="spellEnd"/>
+      <w:r>
+        <w:t xml:space="preserve"> MQTT de DL e UL, alterando (SEU_NOME) com o seu nome ou sobrenome, de forma a diferenciar as publicações de mesmo Framework de cada aluno no </w:t>
+      </w:r>
+      <w:proofErr w:type="spellStart"/>
+      <w:r>
+        <w:t>Broker</w:t>
+      </w:r>
+      <w:proofErr w:type="spellEnd"/>
+      <w:r>
+        <w:t xml:space="preserve"> MQTT.</w:t>
+      </w:r>
+    </w:p>
+    <w:p/>
+    <w:p>
+      <w:r>
         <w:lastRenderedPageBreak/>
-        <w:t xml:space="preserve">Aqui, cada aluno deve modificar a nomenclatura dos Tópicos DL e UL a serem publicados e lidos no </w:t>
-      </w:r>
-      <w:proofErr w:type="spellStart"/>
-      <w:r>
-        <w:t>Broker</w:t>
-      </w:r>
-      <w:proofErr w:type="spellEnd"/>
-      <w:r>
-        <w:t xml:space="preserve"> MQTT.</w:t>
-      </w:r>
-    </w:p>
-    <w:p/>
-    <w:p>
-      <w:r>
-        <w:t xml:space="preserve">O </w:t>
-      </w:r>
-      <w:proofErr w:type="spellStart"/>
-      <w:r>
-        <w:t>Broker</w:t>
-      </w:r>
-      <w:proofErr w:type="spellEnd"/>
-      <w:r>
-        <w:t xml:space="preserve"> MQTT público utilizado para as publicações é o HIVEQM:</w:t>
-      </w:r>
-    </w:p>
-    <w:p/>
-    <w:p>
-      <w:r>
-        <w:t>BROKER        = "broker.hivemq.com"</w:t>
-      </w:r>
-    </w:p>
-    <w:p>
-      <w:r>
-        <w:t>PORTA_MQTT    = 1883</w:t>
-      </w:r>
-    </w:p>
-    <w:p/>
-    <w:p>
-      <w:r>
-        <w:t xml:space="preserve">Modificar/Alterar os Tópicos de publicações no </w:t>
-      </w:r>
-      <w:proofErr w:type="spellStart"/>
-      <w:r>
-        <w:t>Broker</w:t>
-      </w:r>
-      <w:proofErr w:type="spellEnd"/>
-      <w:r>
-        <w:t xml:space="preserve"> MQTT de DL e UL, alterando (SEU_NOME) com o seu nome ou sobrenome, de forma a diferenciar as publicações de mesmo Framework de cada aluno no </w:t>
-      </w:r>
-      <w:proofErr w:type="spellStart"/>
-      <w:r>
-        <w:t>Broker</w:t>
-      </w:r>
-      <w:proofErr w:type="spellEnd"/>
-      <w:r>
-        <w:t xml:space="preserve"> MQTT.</w:t>
-      </w:r>
-    </w:p>
-    <w:p/>
-    <w:p>
-      <w:r>
         <w:t>TOPIC_DL      = "</w:t>
       </w:r>
       <w:proofErr w:type="spellStart"/>
@@ -3786,7 +6690,7 @@
                     <pic:cNvPicPr preferRelativeResize="0"/>
                   </pic:nvPicPr>
                   <pic:blipFill>
-                    <a:blip r:embed="rId18"/>
+                    <a:blip r:embed="rId26"/>
                     <a:srcRect/>
                     <a:stretch>
                       <a:fillRect/>
@@ -3828,11 +6732,7 @@
       </w:r>
       <w:proofErr w:type="spellEnd"/>
       <w:r>
-        <w:t xml:space="preserve"> - Nó Sensor e Gateway, alterar o valor da </w:t>
-      </w:r>
-      <w:r>
-        <w:lastRenderedPageBreak/>
-        <w:t xml:space="preserve">variável </w:t>
+        <w:t xml:space="preserve"> - Nó Sensor e Gateway, alterar o valor da variável </w:t>
       </w:r>
       <w:proofErr w:type="spellStart"/>
       <w:r>
@@ -3870,7 +6770,7 @@
                     <pic:cNvPicPr preferRelativeResize="0"/>
                   </pic:nvPicPr>
                   <pic:blipFill>
-                    <a:blip r:embed="rId19"/>
+                    <a:blip r:embed="rId27"/>
                     <a:srcRect/>
                     <a:stretch>
                       <a:fillRect/>
@@ -3933,6 +6833,7 @@
         <w:rPr>
           <w:noProof/>
         </w:rPr>
+        <w:lastRenderedPageBreak/>
         <w:drawing>
           <wp:inline distT="0" distB="0" distL="0" distR="0" wp14:anchorId="1402824D" wp14:editId="3F4D7820">
             <wp:extent cx="5408930" cy="1363980"/>
@@ -3947,7 +6848,7 @@
                     <pic:cNvPicPr preferRelativeResize="0"/>
                   </pic:nvPicPr>
                   <pic:blipFill>
-                    <a:blip r:embed="rId20"/>
+                    <a:blip r:embed="rId28"/>
                     <a:srcRect/>
                     <a:stretch>
                       <a:fillRect/>
@@ -4037,7 +6938,6 @@
         <w:rPr>
           <w:noProof/>
         </w:rPr>
-        <w:lastRenderedPageBreak/>
         <w:drawing>
           <wp:inline distT="0" distB="0" distL="0" distR="0" wp14:anchorId="1A06274A" wp14:editId="791DF62E">
             <wp:extent cx="5408930" cy="3260725"/>
@@ -4052,7 +6952,7 @@
                     <pic:cNvPicPr preferRelativeResize="0"/>
                   </pic:nvPicPr>
                   <pic:blipFill>
-                    <a:blip r:embed="rId21"/>
+                    <a:blip r:embed="rId29"/>
                     <a:srcRect/>
                     <a:stretch>
                       <a:fillRect/>
@@ -4111,6 +7011,7 @@
         <w:rPr>
           <w:noProof/>
         </w:rPr>
+        <w:lastRenderedPageBreak/>
         <w:drawing>
           <wp:inline distT="0" distB="0" distL="0" distR="0" wp14:anchorId="0D7A3AAD" wp14:editId="2529AAFB">
             <wp:extent cx="5408930" cy="1203325"/>
@@ -4125,7 +7026,7 @@
                     <pic:cNvPicPr preferRelativeResize="0"/>
                   </pic:nvPicPr>
                   <pic:blipFill>
-                    <a:blip r:embed="rId22"/>
+                    <a:blip r:embed="rId30"/>
                     <a:srcRect/>
                     <a:stretch>
                       <a:fillRect/>
@@ -4171,7 +7072,6 @@
     <w:p/>
     <w:p>
       <w:r>
-        <w:lastRenderedPageBreak/>
         <w:t>Arquivos de LOG, igualmente ao Framework Basic são gerados conforme a execução de cada teste, para armazenamento das medidas dos dados brutos do Nó Sensor (Luminosidade) e de gerência, para processamento e leitura nos Níveis superiores, em formato TXT.</w:t>
       </w:r>
     </w:p>
@@ -4199,7 +7099,7 @@
                     <pic:cNvPicPr preferRelativeResize="0"/>
                   </pic:nvPicPr>
                   <pic:blipFill>
-                    <a:blip r:embed="rId23"/>
+                    <a:blip r:embed="rId31"/>
                     <a:srcRect/>
                     <a:stretch>
                       <a:fillRect/>
@@ -4260,6 +7160,7 @@
         <w:rPr>
           <w:noProof/>
         </w:rPr>
+        <w:lastRenderedPageBreak/>
         <w:drawing>
           <wp:inline distT="0" distB="0" distL="0" distR="0" wp14:anchorId="3E80DB5A" wp14:editId="706BD74C">
             <wp:extent cx="4515480" cy="2829320"/>
@@ -4274,7 +7175,7 @@
                     <pic:cNvPicPr preferRelativeResize="0"/>
                   </pic:nvPicPr>
                   <pic:blipFill>
-                    <a:blip r:embed="rId24"/>
+                    <a:blip r:embed="rId32"/>
                     <a:srcRect/>
                     <a:stretch>
                       <a:fillRect/>
@@ -4312,7 +7213,6 @@
       </w:pPr>
       <w:bookmarkStart w:id="12" w:name="_Toc234676317"/>
       <w:r>
-        <w:lastRenderedPageBreak/>
         <w:t xml:space="preserve">Python Nível 6 – </w:t>
       </w:r>
       <w:proofErr w:type="gramStart"/>
@@ -4383,7 +7283,7 @@
                     <pic:cNvPicPr preferRelativeResize="0"/>
                   </pic:nvPicPr>
                   <pic:blipFill>
-                    <a:blip r:embed="rId25"/>
+                    <a:blip r:embed="rId33"/>
                     <a:srcRect/>
                     <a:stretch>
                       <a:fillRect/>
@@ -4444,7 +7344,6 @@
         <w:rPr>
           <w:noProof/>
         </w:rPr>
-        <w:lastRenderedPageBreak/>
         <w:drawing>
           <wp:inline distT="0" distB="0" distL="0" distR="0">
             <wp:extent cx="2876951" cy="1733792"/>
@@ -4459,7 +7358,7 @@
                     <pic:cNvPicPr preferRelativeResize="0"/>
                   </pic:nvPicPr>
                   <pic:blipFill>
-                    <a:blip r:embed="rId26"/>
+                    <a:blip r:embed="rId34"/>
                     <a:srcRect/>
                     <a:stretch>
                       <a:fillRect/>
@@ -4483,8 +7382,8 @@
       </w:r>
     </w:p>
     <w:sectPr>
-      <w:headerReference w:type="default" r:id="rId27"/>
-      <w:footerReference w:type="default" r:id="rId28"/>
+      <w:headerReference w:type="default" r:id="rId35"/>
+      <w:footerReference w:type="default" r:id="rId36"/>
       <w:pgSz w:w="11920" w:h="16840"/>
       <w:pgMar w:top="1417" w:right="1701" w:bottom="1417" w:left="1701" w:header="708" w:footer="708" w:gutter="0"/>
       <w:pgNumType w:start="1"/>
@@ -4692,7 +7591,7 @@
         <w:noProof/>
         <w:color w:val="000000"/>
       </w:rPr>
-      <w:t>11</w:t>
+      <w:t>15</w:t>
     </w:r>
     <w:r>
       <w:rPr>
@@ -9119,6 +12018,50 @@
     <w:basedOn w:val="Fontepargpadro"/>
     <w:rsid w:val="00867189"/>
   </w:style>
+  <w:style w:type="paragraph" w:styleId="Cabealho">
+    <w:name w:val="header"/>
+    <w:basedOn w:val="Normal"/>
+    <w:link w:val="CabealhoChar"/>
+    <w:uiPriority w:val="99"/>
+    <w:unhideWhenUsed/>
+    <w:rsid w:val="002A1812"/>
+    <w:pPr>
+      <w:tabs>
+        <w:tab w:val="center" w:pos="4252"/>
+        <w:tab w:val="right" w:pos="8504"/>
+      </w:tabs>
+      <w:spacing w:after="0" w:line="240" w:lineRule="auto"/>
+    </w:pPr>
+  </w:style>
+  <w:style w:type="character" w:customStyle="1" w:styleId="CabealhoChar">
+    <w:name w:val="Cabeçalho Char"/>
+    <w:basedOn w:val="Fontepargpadro"/>
+    <w:link w:val="Cabealho"/>
+    <w:uiPriority w:val="99"/>
+    <w:rsid w:val="002A1812"/>
+  </w:style>
+  <w:style w:type="paragraph" w:styleId="Rodap">
+    <w:name w:val="footer"/>
+    <w:basedOn w:val="Normal"/>
+    <w:link w:val="RodapChar"/>
+    <w:uiPriority w:val="99"/>
+    <w:unhideWhenUsed/>
+    <w:rsid w:val="002A1812"/>
+    <w:pPr>
+      <w:tabs>
+        <w:tab w:val="center" w:pos="4252"/>
+        <w:tab w:val="right" w:pos="8504"/>
+      </w:tabs>
+      <w:spacing w:after="0" w:line="240" w:lineRule="auto"/>
+    </w:pPr>
+  </w:style>
+  <w:style w:type="character" w:customStyle="1" w:styleId="RodapChar">
+    <w:name w:val="Rodapé Char"/>
+    <w:basedOn w:val="Fontepargpadro"/>
+    <w:link w:val="Rodap"/>
+    <w:uiPriority w:val="99"/>
+    <w:rsid w:val="002A1812"/>
+  </w:style>
 </w:styles>
 </file>
 
@@ -9440,4 +12383,16 @@
   </a:objectDefaults>
   <a:extraClrSchemeLst/>
 </a:theme>
+</file>
+
+<file path=customXml/item1.xml><?xml version="1.0" encoding="utf-8"?>
+<b:Sources xmlns:b="http://schemas.openxmlformats.org/officeDocument/2006/bibliography" xmlns="http://schemas.openxmlformats.org/officeDocument/2006/bibliography" SelectedStyle="\APASixthEditionOfficeOnline.xsl" StyleName="APA" Version="6"/>
+</file>
+
+<file path=customXml/itemProps1.xml><?xml version="1.0" encoding="utf-8"?>
+<ds:datastoreItem xmlns:ds="http://schemas.openxmlformats.org/officeDocument/2006/customXml" ds:itemID="{D48E2743-C724-433C-82FD-A65FAF56D205}">
+  <ds:schemaRefs>
+    <ds:schemaRef ds:uri="http://schemas.openxmlformats.org/officeDocument/2006/bibliography"/>
+  </ds:schemaRefs>
+</ds:datastoreItem>
 </file>